--- a/江西通信/手册/财务机器人系列运维手册.docx
+++ b/江西通信/手册/财务机器人系列运维手册.docx
@@ -1,6 +1,7 @@
 
 <file path=word/document.xml><?xml version="1.0" encoding="utf-8"?>
-<w:document xmlns:wpc="http://schemas.microsoft.com/office/word/2010/wordprocessingCanvas" xmlns:mc="http://schemas.openxmlformats.org/markup-compatibility/2006" xmlns:o="urn:schemas-microsoft-com:office:office" xmlns:r="http://schemas.openxmlformats.org/officeDocument/2006/relationships" xmlns:m="http://schemas.openxmlformats.org/officeDocument/2006/math" xmlns:v="urn:schemas-microsoft-com:vml" xmlns:wp14="http://schemas.microsoft.com/office/word/2010/wordprocessingDrawing" xmlns:wp="http://schemas.openxmlformats.org/drawingml/2006/wordprocessingDrawing" xmlns:w="http://schemas.openxmlformats.org/wordprocessingml/2006/main" xmlns:w14="http://schemas.microsoft.com/office/word/2010/wordml" xmlns:w10="urn:schemas-microsoft-com:office:word" xmlns:w15="http://schemas.microsoft.com/office/word/2012/wordml" xmlns:wpg="http://schemas.microsoft.com/office/word/2010/wordprocessingGroup" xmlns:wpi="http://schemas.microsoft.com/office/word/2010/wordprocessingInk" xmlns:wne="http://schemas.microsoft.com/office/word/2006/wordml" xmlns:wps="http://schemas.microsoft.com/office/word/2010/wordprocessingShape" xmlns:wpsCustomData="http://www.wps.cn/officeDocument/2013/wpsCustomData" mc:Ignorable="w14 w15 wp14">
+<w:document xmlns:wpc="http://schemas.microsoft.com/office/word/2010/wordprocessingCanvas" xmlns:mc="http://schemas.openxmlformats.org/markup-compatibility/2006" xmlns:o="urn:schemas-microsoft-com:office:office" xmlns:r="http://schemas.openxmlformats.org/officeDocument/2006/relationships" xmlns:m="http://schemas.openxmlformats.org/officeDocument/2006/math" xmlns:v="urn:schemas-microsoft-com:vml" xmlns:wp14="http://schemas.microsoft.com/office/word/2010/wordprocessingDrawing" xmlns:wp="http://schemas.openxmlformats.org/drawingml/2006/wordprocessingDrawing" xmlns:w10="urn:schemas-microsoft-com:office:word" xmlns:w="http://schemas.openxmlformats.org/wordprocessingml/2006/main" xmlns:w14="http://schemas.microsoft.com/office/word/2010/wordml" xmlns:w15="http://schemas.microsoft.com/office/word/2012/wordml" xmlns:wne="http://schemas.microsoft.com/office/word/2006/wordml" xmlns:wpg="http://schemas.microsoft.com/office/word/2010/wordprocessingGroup" xmlns:wpi="http://schemas.microsoft.com/office/word/2010/wordprocessingInk" xmlns:wps="http://schemas.microsoft.com/office/word/2010/wordprocessingShape" mc:Ignorable="w14 w15 wp14">
+  <!-- Generated by Aspose.Words for .NET 13.3.0.1 -->
   <w:body>
     <w:p>
       <w:pPr>
@@ -24,7 +25,7 @@
         <w:autoSpaceDN w:val="0"/>
         <w:adjustRightInd w:val="0"/>
         <w:spacing w:line="360" w:lineRule="auto"/>
-        <w:ind w:firstLine="409" w:firstLineChars="195"/>
+        <w:ind w:firstLine="410" w:firstLineChars="195"/>
         <w:rPr>
           <w:rFonts w:ascii="微软雅黑" w:hAnsi="微软雅黑" w:cs="Calibri"/>
           <w:b/>
@@ -53,7 +54,7 @@
                     </pic:cNvPicPr>
                   </pic:nvPicPr>
                   <pic:blipFill>
-                    <a:blip r:embed="rId4">
+                    <a:blip xmlns:r="http://schemas.openxmlformats.org/officeDocument/2006/relationships" r:embed="rId4">
                       <a:extLst>
                         <a:ext uri="{28A0092B-C50C-407E-A947-70E740481C1C}">
                           <a14:useLocalDpi xmlns:a14="http://schemas.microsoft.com/office/drawing/2010/main" val="0"/>
@@ -86,7 +87,7 @@
       </w:r>
       <w:r>
         <w:rPr>
-          <w:rFonts w:hint="eastAsia" w:ascii="微软雅黑" w:hAnsi="微软雅黑" w:cs="Calibri"/>
+          <w:rFonts w:ascii="微软雅黑" w:hAnsi="微软雅黑" w:cs="Calibri" w:hint="eastAsia"/>
           <w:b/>
           <w:bCs/>
         </w:rPr>
@@ -154,14 +155,14 @@
         <w:spacing w:line="360" w:lineRule="auto"/>
         <w:jc w:val="center"/>
         <w:rPr>
-          <w:rFonts w:hint="default" w:ascii="微软雅黑" w:hAnsi="微软雅黑" w:cs="Arial" w:eastAsiaTheme="minorEastAsia"/>
+          <w:rFonts w:ascii="微软雅黑" w:hAnsi="微软雅黑" w:eastAsiaTheme="minorEastAsia" w:cs="Arial" w:hint="default"/>
           <w:b/>
           <w:lang w:val="en-US" w:eastAsia="zh-CN"/>
         </w:rPr>
       </w:pPr>
       <w:r>
         <w:rPr>
-          <w:rFonts w:hint="eastAsia" w:ascii="微软雅黑" w:hAnsi="微软雅黑"/>
+          <w:rFonts w:ascii="微软雅黑" w:hAnsi="微软雅黑" w:hint="eastAsia"/>
           <w:b/>
           <w:bCs/>
           <w:sz w:val="52"/>
@@ -280,7 +281,7 @@
       </w:pPr>
       <w:r>
         <w:rPr>
-          <w:rFonts w:hint="eastAsia" w:ascii="微软雅黑" w:hAnsi="微软雅黑" w:cs="Arial"/>
+          <w:rFonts w:ascii="微软雅黑" w:hAnsi="微软雅黑" w:cs="Arial" w:hint="eastAsia"/>
           <w:b/>
         </w:rPr>
         <w:t>中国通信服务股份有限公司</w:t>
@@ -299,14 +300,14 @@
       </w:pPr>
       <w:r>
         <w:rPr>
-          <w:rFonts w:hint="eastAsia" w:ascii="微软雅黑" w:hAnsi="微软雅黑"/>
+          <w:rFonts w:ascii="微软雅黑" w:hAnsi="微软雅黑" w:hint="eastAsia"/>
           <w:b/>
         </w:rPr>
         <w:t>202</w:t>
       </w:r>
       <w:r>
         <w:rPr>
-          <w:rFonts w:hint="eastAsia" w:ascii="微软雅黑" w:hAnsi="微软雅黑"/>
+          <w:rFonts w:ascii="微软雅黑" w:hAnsi="微软雅黑" w:hint="eastAsia"/>
           <w:b/>
           <w:lang w:val="en-US" w:eastAsia="zh-CN"/>
         </w:rPr>
@@ -329,7 +330,7 @@
     <w:p/>
     <w:p>
       <w:pPr>
-        <w:pStyle w:val="2"/>
+        <w:pStyle w:val="Heading1"/>
       </w:pPr>
       <w:r>
         <w:rPr>
@@ -340,7 +341,7 @@
     </w:p>
     <w:p>
       <w:pPr>
-        <w:pStyle w:val="8"/>
+        <w:pStyle w:val="NormalWeb"/>
         <w:numPr>
           <w:ilvl w:val="0"/>
           <w:numId w:val="1"/>
@@ -348,13 +349,13 @@
         <w:shd w:val="clear" w:color="auto" w:fill="FFFFFF"/>
         <w:spacing w:before="120" w:beforeAutospacing="0" w:after="120" w:afterAutospacing="0" w:line="360" w:lineRule="auto"/>
         <w:rPr>
-          <w:rFonts w:ascii="微软雅黑" w:hAnsi="微软雅黑" w:eastAsia="微软雅黑"/>
+          <w:rFonts w:ascii="微软雅黑" w:eastAsia="微软雅黑" w:hAnsi="微软雅黑"/>
           <w:color w:val="222222"/>
         </w:rPr>
       </w:pPr>
       <w:r>
         <w:rPr>
-          <w:rFonts w:hint="eastAsia" w:ascii="微软雅黑" w:hAnsi="微软雅黑" w:eastAsia="微软雅黑"/>
+          <w:rFonts w:ascii="微软雅黑" w:eastAsia="微软雅黑" w:hAnsi="微软雅黑" w:hint="eastAsia"/>
           <w:color w:val="222222"/>
         </w:rPr>
         <w:t>操作人员登录机器人平台并执行往来核销功能；</w:t>
@@ -362,7 +363,7 @@
     </w:p>
     <w:p>
       <w:pPr>
-        <w:pStyle w:val="8"/>
+        <w:pStyle w:val="NormalWeb"/>
         <w:numPr>
           <w:ilvl w:val="0"/>
           <w:numId w:val="1"/>
@@ -370,13 +371,13 @@
         <w:shd w:val="clear" w:color="auto" w:fill="FFFFFF"/>
         <w:spacing w:before="120" w:beforeAutospacing="0" w:after="120" w:afterAutospacing="0" w:line="360" w:lineRule="auto"/>
         <w:rPr>
-          <w:rFonts w:ascii="微软雅黑" w:hAnsi="微软雅黑" w:eastAsia="微软雅黑"/>
+          <w:rFonts w:ascii="微软雅黑" w:eastAsia="微软雅黑" w:hAnsi="微软雅黑"/>
           <w:color w:val="222222"/>
         </w:rPr>
       </w:pPr>
       <w:r>
         <w:rPr>
-          <w:rFonts w:hint="eastAsia" w:ascii="微软雅黑" w:hAnsi="微软雅黑" w:eastAsia="微软雅黑"/>
+          <w:rFonts w:ascii="微软雅黑" w:eastAsia="微软雅黑" w:hAnsi="微软雅黑" w:hint="eastAsia"/>
           <w:color w:val="222222"/>
         </w:rPr>
         <w:t>机器人自动登录SAP导出应收、应付、预收、预付信息；</w:t>
@@ -384,7 +385,7 @@
     </w:p>
     <w:p>
       <w:pPr>
-        <w:pStyle w:val="8"/>
+        <w:pStyle w:val="NormalWeb"/>
         <w:numPr>
           <w:ilvl w:val="0"/>
           <w:numId w:val="1"/>
@@ -392,13 +393,13 @@
         <w:shd w:val="clear" w:color="auto" w:fill="FFFFFF"/>
         <w:spacing w:before="120" w:beforeAutospacing="0" w:after="120" w:afterAutospacing="0" w:line="360" w:lineRule="auto"/>
         <w:rPr>
-          <w:rFonts w:ascii="微软雅黑" w:hAnsi="微软雅黑" w:eastAsia="微软雅黑"/>
+          <w:rFonts w:ascii="微软雅黑" w:eastAsia="微软雅黑" w:hAnsi="微软雅黑"/>
           <w:color w:val="222222"/>
         </w:rPr>
       </w:pPr>
       <w:r>
         <w:rPr>
-          <w:rFonts w:hint="eastAsia" w:ascii="微软雅黑" w:hAnsi="微软雅黑" w:eastAsia="微软雅黑"/>
+          <w:rFonts w:ascii="微软雅黑" w:eastAsia="微软雅黑" w:hAnsi="微软雅黑" w:hint="eastAsia"/>
           <w:color w:val="222222"/>
         </w:rPr>
         <w:t>机器人自动登录翔云系统导出收款、付款、收票、开票信息；</w:t>
@@ -406,7 +407,7 @@
     </w:p>
     <w:p>
       <w:pPr>
-        <w:pStyle w:val="8"/>
+        <w:pStyle w:val="NormalWeb"/>
         <w:numPr>
           <w:ilvl w:val="0"/>
           <w:numId w:val="1"/>
@@ -414,13 +415,13 @@
         <w:shd w:val="clear" w:color="auto" w:fill="FFFFFF"/>
         <w:spacing w:before="120" w:beforeAutospacing="0" w:after="120" w:afterAutospacing="0" w:line="360" w:lineRule="auto"/>
         <w:rPr>
-          <w:rFonts w:ascii="微软雅黑" w:hAnsi="微软雅黑" w:eastAsia="微软雅黑"/>
+          <w:rFonts w:ascii="微软雅黑" w:eastAsia="微软雅黑" w:hAnsi="微软雅黑"/>
           <w:color w:val="222222"/>
         </w:rPr>
       </w:pPr>
       <w:r>
         <w:rPr>
-          <w:rFonts w:hint="eastAsia" w:ascii="微软雅黑" w:hAnsi="微软雅黑" w:eastAsia="微软雅黑"/>
+          <w:rFonts w:ascii="微软雅黑" w:eastAsia="微软雅黑" w:hAnsi="微软雅黑" w:hint="eastAsia"/>
           <w:color w:val="222222"/>
         </w:rPr>
         <w:t>机器人自动整理待核销数据；</w:t>
@@ -428,7 +429,7 @@
     </w:p>
     <w:p>
       <w:pPr>
-        <w:pStyle w:val="8"/>
+        <w:pStyle w:val="NormalWeb"/>
         <w:numPr>
           <w:ilvl w:val="0"/>
           <w:numId w:val="1"/>
@@ -436,13 +437,13 @@
         <w:shd w:val="clear" w:color="auto" w:fill="FFFFFF"/>
         <w:spacing w:before="120" w:beforeAutospacing="0" w:after="120" w:afterAutospacing="0" w:line="360" w:lineRule="auto"/>
         <w:rPr>
-          <w:rFonts w:ascii="微软雅黑" w:hAnsi="微软雅黑" w:eastAsia="微软雅黑"/>
+          <w:rFonts w:ascii="微软雅黑" w:eastAsia="微软雅黑" w:hAnsi="微软雅黑"/>
           <w:color w:val="222222"/>
         </w:rPr>
       </w:pPr>
       <w:r>
         <w:rPr>
-          <w:rFonts w:hint="eastAsia" w:ascii="微软雅黑" w:hAnsi="微软雅黑" w:eastAsia="微软雅黑"/>
+          <w:rFonts w:ascii="微软雅黑" w:eastAsia="微软雅黑" w:hAnsi="微软雅黑" w:hint="eastAsia"/>
           <w:color w:val="222222"/>
         </w:rPr>
         <w:t>机器人自动登录翔云系统发起往来核销流程；</w:t>
@@ -450,7 +451,7 @@
     </w:p>
     <w:p>
       <w:pPr>
-        <w:pStyle w:val="8"/>
+        <w:pStyle w:val="NormalWeb"/>
         <w:numPr>
           <w:ilvl w:val="0"/>
           <w:numId w:val="1"/>
@@ -458,13 +459,13 @@
         <w:shd w:val="clear" w:color="auto" w:fill="FFFFFF"/>
         <w:spacing w:before="120" w:beforeAutospacing="0" w:after="120" w:afterAutospacing="0" w:line="360" w:lineRule="auto"/>
         <w:rPr>
-          <w:rFonts w:ascii="微软雅黑" w:hAnsi="微软雅黑" w:eastAsia="微软雅黑"/>
+          <w:rFonts w:ascii="微软雅黑" w:eastAsia="微软雅黑" w:hAnsi="微软雅黑"/>
           <w:color w:val="222222"/>
         </w:rPr>
       </w:pPr>
       <w:r>
         <w:rPr>
-          <w:rFonts w:hint="eastAsia" w:ascii="微软雅黑" w:hAnsi="微软雅黑" w:eastAsia="微软雅黑"/>
+          <w:rFonts w:ascii="微软雅黑" w:eastAsia="微软雅黑" w:hAnsi="微软雅黑" w:hint="eastAsia"/>
           <w:color w:val="222222"/>
         </w:rPr>
         <w:t>机器人自动将往来核销结果通过翔云邮箱反馈给指定人员；</w:t>
@@ -472,7 +473,7 @@
     </w:p>
     <w:p>
       <w:pPr>
-        <w:pStyle w:val="8"/>
+        <w:pStyle w:val="NormalWeb"/>
         <w:numPr>
           <w:ilvl w:val="0"/>
           <w:numId w:val="1"/>
@@ -480,13 +481,13 @@
         <w:shd w:val="clear" w:color="auto" w:fill="FFFFFF"/>
         <w:spacing w:before="120" w:beforeAutospacing="0" w:after="120" w:afterAutospacing="0" w:line="360" w:lineRule="auto"/>
         <w:rPr>
-          <w:rFonts w:ascii="微软雅黑" w:hAnsi="微软雅黑" w:eastAsia="微软雅黑"/>
+          <w:rFonts w:ascii="微软雅黑" w:eastAsia="微软雅黑" w:hAnsi="微软雅黑"/>
           <w:color w:val="222222"/>
         </w:rPr>
       </w:pPr>
       <w:r>
         <w:rPr>
-          <w:rFonts w:hint="eastAsia" w:ascii="微软雅黑" w:hAnsi="微软雅黑" w:eastAsia="微软雅黑"/>
+          <w:rFonts w:ascii="微软雅黑" w:eastAsia="微软雅黑" w:hAnsi="微软雅黑" w:hint="eastAsia"/>
           <w:color w:val="222222"/>
         </w:rPr>
         <w:t>财务人员进行往来核销流程审批并财务复核。</w:t>
@@ -494,7 +495,7 @@
     </w:p>
     <w:p>
       <w:pPr>
-        <w:pStyle w:val="3"/>
+        <w:pStyle w:val="Heading2"/>
       </w:pPr>
       <w:r>
         <w:rPr>
@@ -505,7 +506,7 @@
     </w:p>
     <w:p>
       <w:pPr>
-        <w:pStyle w:val="14"/>
+        <w:pStyle w:val="ListParagraph"/>
         <w:numPr>
           <w:ilvl w:val="0"/>
           <w:numId w:val="2"/>
@@ -525,7 +526,7 @@
     </w:p>
     <w:p>
       <w:pPr>
-        <w:pStyle w:val="14"/>
+        <w:pStyle w:val="ListParagraph"/>
         <w:numPr>
           <w:ilvl w:val="0"/>
           <w:numId w:val="2"/>
@@ -559,7 +560,7 @@
     </w:p>
     <w:p>
       <w:pPr>
-        <w:pStyle w:val="14"/>
+        <w:pStyle w:val="ListParagraph"/>
         <w:numPr>
           <w:ilvl w:val="0"/>
           <w:numId w:val="2"/>
@@ -579,7 +580,7 @@
     </w:p>
     <w:p>
       <w:pPr>
-        <w:pStyle w:val="14"/>
+        <w:pStyle w:val="ListParagraph"/>
         <w:numPr>
           <w:ilvl w:val="0"/>
           <w:numId w:val="2"/>
@@ -599,7 +600,7 @@
     </w:p>
     <w:p>
       <w:pPr>
-        <w:pStyle w:val="14"/>
+        <w:pStyle w:val="ListParagraph"/>
         <w:numPr>
           <w:ilvl w:val="0"/>
           <w:numId w:val="2"/>
@@ -619,7 +620,7 @@
     </w:p>
     <w:p>
       <w:pPr>
-        <w:pStyle w:val="3"/>
+        <w:pStyle w:val="Heading2"/>
       </w:pPr>
       <w:r>
         <w:rPr>
@@ -630,7 +631,7 @@
     </w:p>
     <w:p>
       <w:pPr>
-        <w:pStyle w:val="14"/>
+        <w:pStyle w:val="ListParagraph"/>
         <w:numPr>
           <w:ilvl w:val="0"/>
           <w:numId w:val="3"/>
@@ -650,7 +651,7 @@
     </w:p>
     <w:p>
       <w:pPr>
-        <w:pStyle w:val="14"/>
+        <w:pStyle w:val="ListParagraph"/>
         <w:numPr>
           <w:ilvl w:val="0"/>
           <w:numId w:val="4"/>
@@ -684,7 +685,7 @@
     </w:p>
     <w:p>
       <w:pPr>
-        <w:pStyle w:val="14"/>
+        <w:pStyle w:val="ListParagraph"/>
         <w:numPr>
           <w:ilvl w:val="0"/>
           <w:numId w:val="3"/>
@@ -751,7 +752,7 @@
                     </pic:cNvPicPr>
                   </pic:nvPicPr>
                   <pic:blipFill>
-                    <a:blip r:embed="rId5"/>
+                    <a:blip xmlns:r="http://schemas.openxmlformats.org/officeDocument/2006/relationships" r:embed="rId5"/>
                     <a:stretch>
                       <a:fillRect/>
                     </a:stretch>
@@ -775,7 +776,7 @@
     <w:p/>
     <w:p>
       <w:pPr>
-        <w:pStyle w:val="14"/>
+        <w:pStyle w:val="ListParagraph"/>
         <w:numPr>
           <w:ilvl w:val="0"/>
           <w:numId w:val="5"/>
@@ -795,7 +796,7 @@
     </w:p>
     <w:p>
       <w:pPr>
-        <w:pStyle w:val="14"/>
+        <w:pStyle w:val="ListParagraph"/>
         <w:ind w:left="110" w:firstLine="0" w:firstLineChars="0"/>
         <w:rPr>
           <w:lang w:eastAsia="zh-CN"/>
@@ -819,14 +820,14 @@
       </w:r>
       <w:r>
         <w:rPr>
-          <w:rStyle w:val="12"/>
+          <w:rStyle w:val="Hyperlink"/>
           <w:lang w:eastAsia="zh-CN"/>
         </w:rPr>
         <w:t>财务机器人 (chinaccs.cn)</w:t>
       </w:r>
       <w:r>
         <w:rPr>
-          <w:rStyle w:val="12"/>
+          <w:rStyle w:val="Hyperlink"/>
           <w:lang w:eastAsia="zh-CN"/>
         </w:rPr>
         <w:fldChar w:fldCharType="end"/>
@@ -834,7 +835,7 @@
     </w:p>
     <w:p>
       <w:pPr>
-        <w:pStyle w:val="14"/>
+        <w:pStyle w:val="ListParagraph"/>
         <w:ind w:left="110" w:firstLine="0" w:firstLineChars="0"/>
         <w:rPr>
           <w:lang w:eastAsia="zh-CN"/>
@@ -850,7 +851,7 @@
     </w:p>
     <w:p>
       <w:pPr>
-        <w:pStyle w:val="14"/>
+        <w:pStyle w:val="ListParagraph"/>
         <w:numPr>
           <w:ilvl w:val="0"/>
           <w:numId w:val="5"/>
@@ -870,7 +871,7 @@
     </w:p>
     <w:p>
       <w:pPr>
-        <w:pStyle w:val="14"/>
+        <w:pStyle w:val="ListParagraph"/>
         <w:ind w:left="470" w:firstLine="0" w:firstLineChars="0"/>
         <w:rPr>
           <w:lang w:eastAsia="zh-CN"/>
@@ -897,7 +898,7 @@
                     </pic:cNvPicPr>
                   </pic:nvPicPr>
                   <pic:blipFill>
-                    <a:blip r:embed="rId6"/>
+                    <a:blip xmlns:r="http://schemas.openxmlformats.org/officeDocument/2006/relationships" r:embed="rId6"/>
                     <a:stretch>
                       <a:fillRect/>
                     </a:stretch>
@@ -920,7 +921,7 @@
     </w:p>
     <w:p>
       <w:pPr>
-        <w:pStyle w:val="14"/>
+        <w:pStyle w:val="ListParagraph"/>
         <w:numPr>
           <w:ilvl w:val="0"/>
           <w:numId w:val="5"/>
@@ -953,7 +954,7 @@
     </w:p>
     <w:p>
       <w:pPr>
-        <w:pStyle w:val="14"/>
+        <w:pStyle w:val="ListParagraph"/>
         <w:numPr>
           <w:ilvl w:val="0"/>
           <w:numId w:val="6"/>
@@ -973,7 +974,7 @@
     </w:p>
     <w:p>
       <w:pPr>
-        <w:pStyle w:val="14"/>
+        <w:pStyle w:val="ListParagraph"/>
         <w:numPr>
           <w:ilvl w:val="0"/>
           <w:numId w:val="6"/>
@@ -993,7 +994,7 @@
     </w:p>
     <w:p>
       <w:pPr>
-        <w:pStyle w:val="14"/>
+        <w:pStyle w:val="ListParagraph"/>
         <w:numPr>
           <w:ilvl w:val="0"/>
           <w:numId w:val="6"/>
@@ -1013,7 +1014,7 @@
     </w:p>
     <w:p>
       <w:pPr>
-        <w:pStyle w:val="14"/>
+        <w:pStyle w:val="ListParagraph"/>
         <w:numPr>
           <w:ilvl w:val="0"/>
           <w:numId w:val="6"/>
@@ -1033,7 +1034,7 @@
     </w:p>
     <w:p>
       <w:pPr>
-        <w:pStyle w:val="14"/>
+        <w:pStyle w:val="ListParagraph"/>
         <w:numPr>
           <w:ilvl w:val="0"/>
           <w:numId w:val="6"/>
@@ -1053,7 +1054,7 @@
     </w:p>
     <w:p>
       <w:pPr>
-        <w:pStyle w:val="14"/>
+        <w:pStyle w:val="ListParagraph"/>
         <w:numPr>
           <w:ilvl w:val="0"/>
           <w:numId w:val="6"/>
@@ -1073,7 +1074,7 @@
     </w:p>
     <w:p>
       <w:pPr>
-        <w:pStyle w:val="14"/>
+        <w:pStyle w:val="ListParagraph"/>
         <w:numPr>
           <w:ilvl w:val="0"/>
           <w:numId w:val="6"/>
@@ -1093,7 +1094,7 @@
     </w:p>
     <w:p>
       <w:pPr>
-        <w:pStyle w:val="14"/>
+        <w:pStyle w:val="ListParagraph"/>
         <w:numPr>
           <w:ilvl w:val="0"/>
           <w:numId w:val="6"/>
@@ -1113,7 +1114,7 @@
     </w:p>
     <w:p>
       <w:pPr>
-        <w:pStyle w:val="14"/>
+        <w:pStyle w:val="ListParagraph"/>
         <w:numPr>
           <w:ilvl w:val="0"/>
           <w:numId w:val="6"/>
@@ -1133,7 +1134,7 @@
     </w:p>
     <w:p>
       <w:pPr>
-        <w:pStyle w:val="14"/>
+        <w:pStyle w:val="ListParagraph"/>
         <w:numPr>
           <w:ilvl w:val="0"/>
           <w:numId w:val="6"/>
@@ -1154,7 +1155,7 @@
     </w:p>
     <w:p>
       <w:pPr>
-        <w:pStyle w:val="14"/>
+        <w:pStyle w:val="ListParagraph"/>
         <w:numPr>
           <w:ilvl w:val="0"/>
           <w:numId w:val="6"/>
@@ -1175,7 +1176,7 @@
     </w:p>
     <w:p>
       <w:pPr>
-        <w:pStyle w:val="14"/>
+        <w:pStyle w:val="ListParagraph"/>
         <w:numPr>
           <w:ilvl w:val="0"/>
           <w:numId w:val="6"/>
@@ -1196,7 +1197,7 @@
     </w:p>
     <w:p>
       <w:pPr>
-        <w:pStyle w:val="14"/>
+        <w:pStyle w:val="ListParagraph"/>
         <w:numPr>
           <w:ilvl w:val="0"/>
           <w:numId w:val="6"/>
@@ -1217,7 +1218,7 @@
     </w:p>
     <w:p>
       <w:pPr>
-        <w:pStyle w:val="14"/>
+        <w:pStyle w:val="ListParagraph"/>
         <w:numPr>
           <w:ilvl w:val="0"/>
           <w:numId w:val="6"/>
@@ -1238,7 +1239,7 @@
     </w:p>
     <w:p>
       <w:pPr>
-        <w:pStyle w:val="14"/>
+        <w:pStyle w:val="ListParagraph"/>
         <w:ind w:left="110" w:firstLine="0" w:firstLineChars="0"/>
         <w:rPr>
           <w:lang w:eastAsia="zh-CN"/>
@@ -1263,7 +1264,7 @@
                     </pic:cNvPicPr>
                   </pic:nvPicPr>
                   <pic:blipFill>
-                    <a:blip r:embed="rId7"/>
+                    <a:blip xmlns:r="http://schemas.openxmlformats.org/officeDocument/2006/relationships" r:embed="rId7"/>
                     <a:stretch>
                       <a:fillRect/>
                     </a:stretch>
@@ -1286,7 +1287,7 @@
     </w:p>
     <w:p>
       <w:pPr>
-        <w:pStyle w:val="3"/>
+        <w:pStyle w:val="Heading2"/>
       </w:pPr>
       <w:r>
         <w:rPr>
@@ -1297,7 +1298,7 @@
     </w:p>
     <w:p>
       <w:pPr>
-        <w:pStyle w:val="14"/>
+        <w:pStyle w:val="ListParagraph"/>
         <w:numPr>
           <w:ilvl w:val="0"/>
           <w:numId w:val="7"/>
@@ -1336,7 +1337,7 @@
                     </pic:cNvPicPr>
                   </pic:nvPicPr>
                   <pic:blipFill>
-                    <a:blip r:embed="rId8"/>
+                    <a:blip xmlns:r="http://schemas.openxmlformats.org/officeDocument/2006/relationships" r:embed="rId8"/>
                     <a:stretch>
                       <a:fillRect/>
                     </a:stretch>
@@ -1359,7 +1360,7 @@
     </w:p>
     <w:p>
       <w:pPr>
-        <w:pStyle w:val="14"/>
+        <w:pStyle w:val="ListParagraph"/>
         <w:numPr>
           <w:ilvl w:val="0"/>
           <w:numId w:val="7"/>
@@ -1397,7 +1398,7 @@
                     </pic:cNvPicPr>
                   </pic:nvPicPr>
                   <pic:blipFill>
-                    <a:blip r:embed="rId9"/>
+                    <a:blip xmlns:r="http://schemas.openxmlformats.org/officeDocument/2006/relationships" r:embed="rId9"/>
                     <a:stretch>
                       <a:fillRect/>
                     </a:stretch>
@@ -1420,7 +1421,7 @@
     </w:p>
     <w:p>
       <w:pPr>
-        <w:pStyle w:val="3"/>
+        <w:pStyle w:val="Heading2"/>
       </w:pPr>
       <w:r>
         <w:rPr>
@@ -1431,7 +1432,7 @@
     </w:p>
     <w:p>
       <w:pPr>
-        <w:pStyle w:val="14"/>
+        <w:pStyle w:val="ListParagraph"/>
         <w:numPr>
           <w:ilvl w:val="0"/>
           <w:numId w:val="8"/>
@@ -1451,7 +1452,7 @@
     </w:p>
     <w:p>
       <w:pPr>
-        <w:pStyle w:val="14"/>
+        <w:pStyle w:val="ListParagraph"/>
         <w:ind w:left="470" w:firstLine="0" w:firstLineChars="0"/>
         <w:rPr>
           <w:lang w:eastAsia="zh-CN"/>
@@ -1479,7 +1480,7 @@
                     </pic:cNvPicPr>
                   </pic:nvPicPr>
                   <pic:blipFill>
-                    <a:blip r:embed="rId10"/>
+                    <a:blip xmlns:r="http://schemas.openxmlformats.org/officeDocument/2006/relationships" r:embed="rId10"/>
                     <a:stretch>
                       <a:fillRect/>
                     </a:stretch>
@@ -1502,7 +1503,7 @@
     </w:p>
     <w:p>
       <w:pPr>
-        <w:pStyle w:val="14"/>
+        <w:pStyle w:val="ListParagraph"/>
         <w:numPr>
           <w:ilvl w:val="0"/>
           <w:numId w:val="8"/>
@@ -1522,7 +1523,7 @@
     </w:p>
     <w:p>
       <w:pPr>
-        <w:pStyle w:val="14"/>
+        <w:pStyle w:val="ListParagraph"/>
         <w:ind w:left="470" w:firstLine="0" w:firstLineChars="0"/>
         <w:rPr>
           <w:lang w:eastAsia="zh-CN"/>
@@ -1550,7 +1551,7 @@
                     </pic:cNvPicPr>
                   </pic:nvPicPr>
                   <pic:blipFill>
-                    <a:blip r:embed="rId11"/>
+                    <a:blip xmlns:r="http://schemas.openxmlformats.org/officeDocument/2006/relationships" r:embed="rId11"/>
                     <a:stretch>
                       <a:fillRect/>
                     </a:stretch>
@@ -1573,7 +1574,7 @@
     </w:p>
     <w:p>
       <w:pPr>
-        <w:pStyle w:val="14"/>
+        <w:pStyle w:val="ListParagraph"/>
         <w:numPr>
           <w:ilvl w:val="0"/>
           <w:numId w:val="8"/>
@@ -1593,7 +1594,7 @@
     </w:p>
     <w:p>
       <w:pPr>
-        <w:pStyle w:val="14"/>
+        <w:pStyle w:val="ListParagraph"/>
         <w:ind w:left="470" w:firstLine="0" w:firstLineChars="0"/>
         <w:rPr>
           <w:lang w:eastAsia="zh-CN"/>
@@ -1621,7 +1622,7 @@
                     </pic:cNvPicPr>
                   </pic:nvPicPr>
                   <pic:blipFill>
-                    <a:blip r:embed="rId12"/>
+                    <a:blip xmlns:r="http://schemas.openxmlformats.org/officeDocument/2006/relationships" r:embed="rId12"/>
                     <a:stretch>
                       <a:fillRect/>
                     </a:stretch>
@@ -1644,7 +1645,7 @@
     </w:p>
     <w:p>
       <w:pPr>
-        <w:pStyle w:val="14"/>
+        <w:pStyle w:val="ListParagraph"/>
         <w:numPr>
           <w:ilvl w:val="0"/>
           <w:numId w:val="8"/>
@@ -1664,7 +1665,7 @@
     </w:p>
     <w:p>
       <w:pPr>
-        <w:pStyle w:val="14"/>
+        <w:pStyle w:val="ListParagraph"/>
         <w:ind w:left="470" w:firstLine="0" w:firstLineChars="0"/>
         <w:rPr>
           <w:lang w:eastAsia="zh-CN"/>
@@ -1692,7 +1693,7 @@
                     </pic:cNvPicPr>
                   </pic:nvPicPr>
                   <pic:blipFill>
-                    <a:blip r:embed="rId13"/>
+                    <a:blip xmlns:r="http://schemas.openxmlformats.org/officeDocument/2006/relationships" r:embed="rId13"/>
                     <a:stretch>
                       <a:fillRect/>
                     </a:stretch>
@@ -1715,7 +1716,7 @@
     </w:p>
     <w:p>
       <w:pPr>
-        <w:pStyle w:val="14"/>
+        <w:pStyle w:val="ListParagraph"/>
         <w:ind w:left="470" w:firstLine="0" w:firstLineChars="0"/>
         <w:rPr>
           <w:lang w:eastAsia="zh-CN"/>
@@ -1731,7 +1732,7 @@
     </w:p>
     <w:p>
       <w:pPr>
-        <w:pStyle w:val="14"/>
+        <w:pStyle w:val="ListParagraph"/>
         <w:numPr>
           <w:ilvl w:val="0"/>
           <w:numId w:val="9"/>
@@ -1758,7 +1759,7 @@
       </w:r>
       <w:r>
         <w:rPr>
-          <w:rFonts w:hint="eastAsia" w:ascii="Helvetica" w:hAnsi="Helvetica" w:cs="Helvetica"/>
+          <w:rFonts w:ascii="Helvetica" w:hAnsi="Helvetica" w:cs="Helvetica" w:hint="eastAsia"/>
           <w:color w:val="3C4353"/>
           <w:sz w:val="21"/>
           <w:szCs w:val="21"/>
@@ -1776,7 +1777,7 @@
       </w:r>
       <w:r>
         <w:rPr>
-          <w:rFonts w:hint="eastAsia" w:ascii="Helvetica" w:hAnsi="Helvetica" w:cs="Helvetica"/>
+          <w:rFonts w:ascii="Helvetica" w:hAnsi="Helvetica" w:cs="Helvetica" w:hint="eastAsia"/>
           <w:color w:val="3C4353"/>
           <w:sz w:val="21"/>
           <w:szCs w:val="21"/>
@@ -1813,7 +1814,7 @@
     </w:p>
     <w:p>
       <w:pPr>
-        <w:pStyle w:val="14"/>
+        <w:pStyle w:val="ListParagraph"/>
         <w:numPr>
           <w:ilvl w:val="0"/>
           <w:numId w:val="9"/>
@@ -1841,7 +1842,7 @@
     </w:p>
     <w:p>
       <w:pPr>
-        <w:pStyle w:val="14"/>
+        <w:pStyle w:val="ListParagraph"/>
         <w:ind w:left="470" w:firstLine="0" w:firstLineChars="0"/>
         <w:rPr>
           <w:lang w:eastAsia="zh-CN"/>
@@ -1869,7 +1870,7 @@
                     </pic:cNvPicPr>
                   </pic:nvPicPr>
                   <pic:blipFill>
-                    <a:blip r:embed="rId14"/>
+                    <a:blip xmlns:r="http://schemas.openxmlformats.org/officeDocument/2006/relationships" r:embed="rId14"/>
                     <a:stretch>
                       <a:fillRect/>
                     </a:stretch>
@@ -1892,7 +1893,7 @@
     </w:p>
     <w:p>
       <w:pPr>
-        <w:pStyle w:val="14"/>
+        <w:pStyle w:val="ListParagraph"/>
         <w:ind w:left="470" w:firstLine="0" w:firstLineChars="0"/>
         <w:rPr>
           <w:lang w:eastAsia="zh-CN"/>
@@ -1901,7 +1902,7 @@
     </w:p>
     <w:p>
       <w:pPr>
-        <w:pStyle w:val="14"/>
+        <w:pStyle w:val="ListParagraph"/>
         <w:ind w:left="470" w:firstLine="0" w:firstLineChars="0"/>
         <w:rPr>
           <w:lang w:eastAsia="zh-CN"/>
@@ -1917,7 +1918,7 @@
     </w:p>
     <w:p>
       <w:pPr>
-        <w:pStyle w:val="14"/>
+        <w:pStyle w:val="ListParagraph"/>
         <w:numPr>
           <w:ilvl w:val="0"/>
           <w:numId w:val="10"/>
@@ -1945,7 +1946,7 @@
     </w:p>
     <w:p>
       <w:pPr>
-        <w:pStyle w:val="14"/>
+        <w:pStyle w:val="ListParagraph"/>
         <w:numPr>
           <w:ilvl w:val="0"/>
           <w:numId w:val="10"/>
@@ -1973,7 +1974,7 @@
     </w:p>
     <w:p>
       <w:pPr>
-        <w:pStyle w:val="14"/>
+        <w:pStyle w:val="ListParagraph"/>
         <w:ind w:left="470" w:firstLine="0" w:firstLineChars="0"/>
       </w:pPr>
       <w:r>
@@ -1998,7 +1999,7 @@
                     </pic:cNvPicPr>
                   </pic:nvPicPr>
                   <pic:blipFill>
-                    <a:blip r:embed="rId15"/>
+                    <a:blip xmlns:r="http://schemas.openxmlformats.org/officeDocument/2006/relationships" r:embed="rId15"/>
                     <a:stretch>
                       <a:fillRect/>
                     </a:stretch>
@@ -2021,7 +2022,7 @@
     </w:p>
     <w:p>
       <w:pPr>
-        <w:pStyle w:val="3"/>
+        <w:pStyle w:val="Heading2"/>
       </w:pPr>
       <w:r>
         <w:rPr>
@@ -2033,7 +2034,7 @@
     <w:p>
       <w:r>
         <w:rPr>
-          <w:rFonts w:ascii="宋体" w:hAnsi="宋体" w:eastAsia="宋体" w:cs="宋体"/>
+          <w:rFonts w:ascii="宋体" w:eastAsia="宋体" w:hAnsi="宋体" w:cs="宋体"/>
           <w:sz w:val="24"/>
           <w:szCs w:val="24"/>
         </w:rPr>
@@ -2055,7 +2056,7 @@
                     </pic:cNvPicPr>
                   </pic:nvPicPr>
                   <pic:blipFill>
-                    <a:blip r:embed="rId16"/>
+                    <a:blip xmlns:r="http://schemas.openxmlformats.org/officeDocument/2006/relationships" r:embed="rId16"/>
                     <a:stretch>
                       <a:fillRect/>
                     </a:stretch>
@@ -2101,7 +2102,7 @@
         <w:widowControl/>
         <w:shd w:val="clear" w:color="auto" w:fill="FFFFFF"/>
         <w:spacing w:line="288" w:lineRule="atLeast"/>
-        <w:ind w:firstLine="320" w:firstLineChars="200"/>
+        <w:ind w:firstLine="420" w:firstLineChars="200"/>
         <w:jc w:val="left"/>
         <w:rPr>
           <w:rFonts w:ascii="Arial" w:hAnsi="Arial" w:cs="Arial"/>
@@ -2112,7 +2113,7 @@
       </w:pPr>
       <w:r>
         <w:rPr>
-          <w:rFonts w:hint="eastAsia" w:ascii="Arial" w:hAnsi="Arial" w:eastAsia="宋体" w:cs="Arial"/>
+          <w:rFonts w:ascii="Arial" w:eastAsia="宋体" w:hAnsi="Arial" w:cs="Arial" w:hint="eastAsia"/>
           <w:color w:val="333333"/>
           <w:kern w:val="0"/>
           <w:sz w:val="16"/>
@@ -2123,7 +2124,7 @@
       </w:r>
       <w:r>
         <w:rPr>
-          <w:rFonts w:ascii="Arial" w:hAnsi="Arial" w:eastAsia="宋体" w:cs="Arial"/>
+          <w:rFonts w:ascii="Arial" w:eastAsia="宋体" w:hAnsi="Arial" w:cs="Arial"/>
           <w:color w:val="333333"/>
           <w:kern w:val="0"/>
           <w:sz w:val="16"/>
@@ -2138,7 +2139,7 @@
         <w:widowControl/>
         <w:shd w:val="clear" w:color="auto" w:fill="FFFFFF"/>
         <w:spacing w:line="288" w:lineRule="atLeast"/>
-        <w:ind w:firstLine="320" w:firstLineChars="200"/>
+        <w:ind w:firstLine="420" w:firstLineChars="200"/>
         <w:jc w:val="left"/>
         <w:rPr>
           <w:rFonts w:ascii="Arial" w:hAnsi="Arial" w:cs="Arial"/>
@@ -2149,7 +2150,7 @@
       </w:pPr>
       <w:r>
         <w:rPr>
-          <w:rFonts w:hint="eastAsia" w:ascii="Arial" w:hAnsi="Arial" w:eastAsia="宋体" w:cs="Arial"/>
+          <w:rFonts w:ascii="Arial" w:eastAsia="宋体" w:hAnsi="Arial" w:cs="Arial" w:hint="eastAsia"/>
           <w:color w:val="333333"/>
           <w:kern w:val="0"/>
           <w:sz w:val="16"/>
@@ -2160,7 +2161,7 @@
       </w:r>
       <w:r>
         <w:rPr>
-          <w:rFonts w:ascii="Arial" w:hAnsi="Arial" w:eastAsia="宋体" w:cs="Arial"/>
+          <w:rFonts w:ascii="Arial" w:eastAsia="宋体" w:hAnsi="Arial" w:cs="Arial"/>
           <w:color w:val="333333"/>
           <w:kern w:val="0"/>
           <w:sz w:val="16"/>
@@ -2175,7 +2176,7 @@
         <w:widowControl/>
         <w:shd w:val="clear" w:color="auto" w:fill="FFFFFF"/>
         <w:spacing w:line="288" w:lineRule="atLeast"/>
-        <w:ind w:firstLine="320" w:firstLineChars="200"/>
+        <w:ind w:firstLine="420" w:firstLineChars="200"/>
         <w:jc w:val="left"/>
         <w:rPr>
           <w:rFonts w:ascii="Arial" w:hAnsi="Arial" w:cs="Arial"/>
@@ -2186,7 +2187,7 @@
       </w:pPr>
       <w:r>
         <w:rPr>
-          <w:rFonts w:hint="eastAsia" w:ascii="Arial" w:hAnsi="Arial" w:eastAsia="宋体" w:cs="Arial"/>
+          <w:rFonts w:ascii="Arial" w:eastAsia="宋体" w:hAnsi="Arial" w:cs="Arial" w:hint="eastAsia"/>
           <w:color w:val="333333"/>
           <w:kern w:val="0"/>
           <w:sz w:val="16"/>
@@ -2197,7 +2198,7 @@
       </w:r>
       <w:r>
         <w:rPr>
-          <w:rFonts w:ascii="Arial" w:hAnsi="Arial" w:eastAsia="宋体" w:cs="Arial"/>
+          <w:rFonts w:ascii="Arial" w:eastAsia="宋体" w:hAnsi="Arial" w:cs="Arial"/>
           <w:color w:val="333333"/>
           <w:kern w:val="0"/>
           <w:sz w:val="16"/>
@@ -2210,14 +2211,14 @@
     <w:p>
       <w:pPr>
         <w:rPr>
-          <w:rFonts w:ascii="宋体" w:hAnsi="宋体" w:eastAsia="宋体" w:cs="宋体"/>
+          <w:rFonts w:ascii="宋体" w:eastAsia="宋体" w:hAnsi="宋体" w:cs="宋体"/>
           <w:sz w:val="24"/>
           <w:szCs w:val="24"/>
         </w:rPr>
       </w:pPr>
       <w:r>
         <w:rPr>
-          <w:rFonts w:ascii="宋体" w:hAnsi="宋体" w:eastAsia="宋体" w:cs="宋体"/>
+          <w:rFonts w:ascii="宋体" w:eastAsia="宋体" w:hAnsi="宋体" w:cs="宋体"/>
           <w:sz w:val="24"/>
           <w:szCs w:val="24"/>
         </w:rPr>
@@ -2239,7 +2240,7 @@
                     </pic:cNvPicPr>
                   </pic:nvPicPr>
                   <pic:blipFill>
-                    <a:blip r:embed="rId17"/>
+                    <a:blip xmlns:r="http://schemas.openxmlformats.org/officeDocument/2006/relationships" r:embed="rId17"/>
                     <a:stretch>
                       <a:fillRect/>
                     </a:stretch>
@@ -2316,7 +2317,7 @@
     </w:p>
     <w:p>
       <w:pPr>
-        <w:pStyle w:val="14"/>
+        <w:pStyle w:val="ListParagraph"/>
         <w:ind w:left="470" w:firstLine="0" w:firstLineChars="0"/>
         <w:rPr>
           <w:lang w:eastAsia="zh-CN"/>
@@ -2326,7 +2327,7 @@
     <w:sectPr>
       <w:pgSz w:w="11906" w:h="16838"/>
       <w:pgMar w:top="1440" w:right="1800" w:bottom="1440" w:left="1800" w:header="851" w:footer="992" w:gutter="0"/>
-      <w:cols w:space="425" w:num="1"/>
+      <w:cols w:num="1" w:space="425"/>
       <w:docGrid w:type="lines" w:linePitch="312" w:charSpace="0"/>
     </w:sectPr>
   </w:body>
@@ -2334,12 +2335,12 @@
 </file>
 
 <file path=word/numbering.xml><?xml version="1.0" encoding="utf-8"?>
-<w:numbering xmlns:wpc="http://schemas.microsoft.com/office/word/2010/wordprocessingCanvas" xmlns:mc="http://schemas.openxmlformats.org/markup-compatibility/2006" xmlns:o="urn:schemas-microsoft-com:office:office" xmlns:r="http://schemas.openxmlformats.org/officeDocument/2006/relationships" xmlns:m="http://schemas.openxmlformats.org/officeDocument/2006/math" xmlns:v="urn:schemas-microsoft-com:vml" xmlns:wp14="http://schemas.microsoft.com/office/word/2010/wordprocessingDrawing" xmlns:wp="http://schemas.openxmlformats.org/drawingml/2006/wordprocessingDrawing" xmlns:w10="urn:schemas-microsoft-com:office:word" xmlns:w="http://schemas.openxmlformats.org/wordprocessingml/2006/main" xmlns:w14="http://schemas.microsoft.com/office/word/2010/wordml" xmlns:wpg="http://schemas.microsoft.com/office/word/2010/wordprocessingGroup" xmlns:wpi="http://schemas.microsoft.com/office/word/2010/wordprocessingInk" xmlns:wne="http://schemas.microsoft.com/office/word/2006/wordml" xmlns:wps="http://schemas.microsoft.com/office/word/2010/wordprocessingShape" xmlns:wpsCustomData="http://www.wps.cn/officeDocument/2013/wpsCustomData" mc:Ignorable="w14 wp14">
+<w:numbering xmlns:wpc="http://schemas.microsoft.com/office/word/2010/wordprocessingCanvas" xmlns:mc="http://schemas.openxmlformats.org/markup-compatibility/2006" xmlns:o="urn:schemas-microsoft-com:office:office" xmlns:r="http://schemas.openxmlformats.org/officeDocument/2006/relationships" xmlns:m="http://schemas.openxmlformats.org/officeDocument/2006/math" xmlns:v="urn:schemas-microsoft-com:vml" xmlns:wp14="http://schemas.microsoft.com/office/word/2010/wordprocessingDrawing" xmlns:wp="http://schemas.openxmlformats.org/drawingml/2006/wordprocessingDrawing" xmlns:w10="urn:schemas-microsoft-com:office:word" xmlns:w="http://schemas.openxmlformats.org/wordprocessingml/2006/main" xmlns:w14="http://schemas.microsoft.com/office/word/2010/wordml" xmlns:w15="http://schemas.microsoft.com/office/word/2012/wordml" xmlns:wne="http://schemas.microsoft.com/office/word/2006/wordml" xmlns:wpg="http://schemas.microsoft.com/office/word/2010/wordprocessingGroup" xmlns:wpi="http://schemas.microsoft.com/office/word/2010/wordprocessingInk" xmlns:wps="http://schemas.microsoft.com/office/word/2010/wordprocessingShape" mc:Ignorable="w14 w15 wp14">
   <w:abstractNum w:abstractNumId="0">
     <w:nsid w:val="C6AD89AA"/>
     <w:multiLevelType w:val="singleLevel"/>
     <w:tmpl w:val="C6AD89AA"/>
-    <w:lvl w:ilvl="0" w:tentative="0">
+    <w:lvl w:ilvl="0">
       <w:start w:val="2"/>
       <w:numFmt w:val="decimal"/>
       <w:suff w:val="nothing"/>
@@ -2351,7 +2352,7 @@
     <w:nsid w:val="25B95C19"/>
     <w:multiLevelType w:val="multilevel"/>
     <w:tmpl w:val="25B95C19"/>
-    <w:lvl w:ilvl="0" w:tentative="0">
+    <w:lvl w:ilvl="0">
       <w:start w:val="1"/>
       <w:numFmt w:val="bullet"/>
       <w:lvlText w:val=""/>
@@ -2360,10 +2361,10 @@
         <w:ind w:left="890" w:hanging="420"/>
       </w:pPr>
       <w:rPr>
-        <w:rFonts w:hint="default" w:ascii="Wingdings" w:hAnsi="Wingdings"/>
+        <w:rFonts w:ascii="Wingdings" w:hAnsi="Wingdings" w:hint="default"/>
       </w:rPr>
     </w:lvl>
-    <w:lvl w:ilvl="1" w:tentative="0">
+    <w:lvl w:ilvl="1">
       <w:start w:val="1"/>
       <w:numFmt w:val="bullet"/>
       <w:lvlText w:val=""/>
@@ -2372,10 +2373,10 @@
         <w:ind w:left="1310" w:hanging="420"/>
       </w:pPr>
       <w:rPr>
-        <w:rFonts w:hint="default" w:ascii="Wingdings" w:hAnsi="Wingdings"/>
+        <w:rFonts w:ascii="Wingdings" w:hAnsi="Wingdings" w:hint="default"/>
       </w:rPr>
     </w:lvl>
-    <w:lvl w:ilvl="2" w:tentative="0">
+    <w:lvl w:ilvl="2">
       <w:start w:val="1"/>
       <w:numFmt w:val="bullet"/>
       <w:lvlText w:val=""/>
@@ -2384,10 +2385,10 @@
         <w:ind w:left="1730" w:hanging="420"/>
       </w:pPr>
       <w:rPr>
-        <w:rFonts w:hint="default" w:ascii="Wingdings" w:hAnsi="Wingdings"/>
+        <w:rFonts w:ascii="Wingdings" w:hAnsi="Wingdings" w:hint="default"/>
       </w:rPr>
     </w:lvl>
-    <w:lvl w:ilvl="3" w:tentative="0">
+    <w:lvl w:ilvl="3">
       <w:start w:val="1"/>
       <w:numFmt w:val="bullet"/>
       <w:lvlText w:val=""/>
@@ -2396,10 +2397,10 @@
         <w:ind w:left="2150" w:hanging="420"/>
       </w:pPr>
       <w:rPr>
-        <w:rFonts w:hint="default" w:ascii="Wingdings" w:hAnsi="Wingdings"/>
+        <w:rFonts w:ascii="Wingdings" w:hAnsi="Wingdings" w:hint="default"/>
       </w:rPr>
     </w:lvl>
-    <w:lvl w:ilvl="4" w:tentative="0">
+    <w:lvl w:ilvl="4">
       <w:start w:val="1"/>
       <w:numFmt w:val="bullet"/>
       <w:lvlText w:val=""/>
@@ -2408,10 +2409,10 @@
         <w:ind w:left="2570" w:hanging="420"/>
       </w:pPr>
       <w:rPr>
-        <w:rFonts w:hint="default" w:ascii="Wingdings" w:hAnsi="Wingdings"/>
+        <w:rFonts w:ascii="Wingdings" w:hAnsi="Wingdings" w:hint="default"/>
       </w:rPr>
     </w:lvl>
-    <w:lvl w:ilvl="5" w:tentative="0">
+    <w:lvl w:ilvl="5">
       <w:start w:val="1"/>
       <w:numFmt w:val="bullet"/>
       <w:lvlText w:val=""/>
@@ -2420,10 +2421,10 @@
         <w:ind w:left="2990" w:hanging="420"/>
       </w:pPr>
       <w:rPr>
-        <w:rFonts w:hint="default" w:ascii="Wingdings" w:hAnsi="Wingdings"/>
+        <w:rFonts w:ascii="Wingdings" w:hAnsi="Wingdings" w:hint="default"/>
       </w:rPr>
     </w:lvl>
-    <w:lvl w:ilvl="6" w:tentative="0">
+    <w:lvl w:ilvl="6">
       <w:start w:val="1"/>
       <w:numFmt w:val="bullet"/>
       <w:lvlText w:val=""/>
@@ -2432,10 +2433,10 @@
         <w:ind w:left="3410" w:hanging="420"/>
       </w:pPr>
       <w:rPr>
-        <w:rFonts w:hint="default" w:ascii="Wingdings" w:hAnsi="Wingdings"/>
+        <w:rFonts w:ascii="Wingdings" w:hAnsi="Wingdings" w:hint="default"/>
       </w:rPr>
     </w:lvl>
-    <w:lvl w:ilvl="7" w:tentative="0">
+    <w:lvl w:ilvl="7">
       <w:start w:val="1"/>
       <w:numFmt w:val="bullet"/>
       <w:lvlText w:val=""/>
@@ -2444,10 +2445,10 @@
         <w:ind w:left="3830" w:hanging="420"/>
       </w:pPr>
       <w:rPr>
-        <w:rFonts w:hint="default" w:ascii="Wingdings" w:hAnsi="Wingdings"/>
+        <w:rFonts w:ascii="Wingdings" w:hAnsi="Wingdings" w:hint="default"/>
       </w:rPr>
     </w:lvl>
-    <w:lvl w:ilvl="8" w:tentative="0">
+    <w:lvl w:ilvl="8">
       <w:start w:val="1"/>
       <w:numFmt w:val="bullet"/>
       <w:lvlText w:val=""/>
@@ -2456,7 +2457,7 @@
         <w:ind w:left="4250" w:hanging="420"/>
       </w:pPr>
       <w:rPr>
-        <w:rFonts w:hint="default" w:ascii="Wingdings" w:hAnsi="Wingdings"/>
+        <w:rFonts w:ascii="Wingdings" w:hAnsi="Wingdings" w:hint="default"/>
       </w:rPr>
     </w:lvl>
   </w:abstractNum>
@@ -2464,7 +2465,7 @@
     <w:nsid w:val="3314390B"/>
     <w:multiLevelType w:val="multilevel"/>
     <w:tmpl w:val="3314390B"/>
-    <w:lvl w:ilvl="0" w:tentative="0">
+    <w:lvl w:ilvl="0">
       <w:start w:val="1"/>
       <w:numFmt w:val="decimal"/>
       <w:lvlText w:val="%1."/>
@@ -2476,7 +2477,7 @@
         <w:rFonts w:hint="default"/>
       </w:rPr>
     </w:lvl>
-    <w:lvl w:ilvl="1" w:tentative="0">
+    <w:lvl w:ilvl="1">
       <w:start w:val="1"/>
       <w:numFmt w:val="lowerLetter"/>
       <w:lvlText w:val="%2)"/>
@@ -2485,7 +2486,7 @@
         <w:ind w:left="950" w:hanging="420"/>
       </w:pPr>
     </w:lvl>
-    <w:lvl w:ilvl="2" w:tentative="0">
+    <w:lvl w:ilvl="2">
       <w:start w:val="1"/>
       <w:numFmt w:val="lowerRoman"/>
       <w:lvlText w:val="%3."/>
@@ -2494,7 +2495,7 @@
         <w:ind w:left="1370" w:hanging="420"/>
       </w:pPr>
     </w:lvl>
-    <w:lvl w:ilvl="3" w:tentative="0">
+    <w:lvl w:ilvl="3">
       <w:start w:val="1"/>
       <w:numFmt w:val="decimal"/>
       <w:lvlText w:val="%4."/>
@@ -2503,7 +2504,7 @@
         <w:ind w:left="1790" w:hanging="420"/>
       </w:pPr>
     </w:lvl>
-    <w:lvl w:ilvl="4" w:tentative="0">
+    <w:lvl w:ilvl="4">
       <w:start w:val="1"/>
       <w:numFmt w:val="lowerLetter"/>
       <w:lvlText w:val="%5)"/>
@@ -2512,7 +2513,7 @@
         <w:ind w:left="2210" w:hanging="420"/>
       </w:pPr>
     </w:lvl>
-    <w:lvl w:ilvl="5" w:tentative="0">
+    <w:lvl w:ilvl="5">
       <w:start w:val="1"/>
       <w:numFmt w:val="lowerRoman"/>
       <w:lvlText w:val="%6."/>
@@ -2521,7 +2522,7 @@
         <w:ind w:left="2630" w:hanging="420"/>
       </w:pPr>
     </w:lvl>
-    <w:lvl w:ilvl="6" w:tentative="0">
+    <w:lvl w:ilvl="6">
       <w:start w:val="1"/>
       <w:numFmt w:val="decimal"/>
       <w:lvlText w:val="%7."/>
@@ -2530,7 +2531,7 @@
         <w:ind w:left="3050" w:hanging="420"/>
       </w:pPr>
     </w:lvl>
-    <w:lvl w:ilvl="7" w:tentative="0">
+    <w:lvl w:ilvl="7">
       <w:start w:val="1"/>
       <w:numFmt w:val="lowerLetter"/>
       <w:lvlText w:val="%8)"/>
@@ -2539,7 +2540,7 @@
         <w:ind w:left="3470" w:hanging="420"/>
       </w:pPr>
     </w:lvl>
-    <w:lvl w:ilvl="8" w:tentative="0">
+    <w:lvl w:ilvl="8">
       <w:start w:val="1"/>
       <w:numFmt w:val="lowerRoman"/>
       <w:lvlText w:val="%9."/>
@@ -2553,7 +2554,7 @@
     <w:nsid w:val="3F014680"/>
     <w:multiLevelType w:val="multilevel"/>
     <w:tmpl w:val="3F014680"/>
-    <w:lvl w:ilvl="0" w:tentative="0">
+    <w:lvl w:ilvl="0">
       <w:start w:val="1"/>
       <w:numFmt w:val="decimal"/>
       <w:lvlText w:val="%1、"/>
@@ -2565,7 +2566,7 @@
         <w:rFonts w:hint="default"/>
       </w:rPr>
     </w:lvl>
-    <w:lvl w:ilvl="1" w:tentative="0">
+    <w:lvl w:ilvl="1">
       <w:start w:val="1"/>
       <w:numFmt w:val="lowerLetter"/>
       <w:lvlText w:val="%2)"/>
@@ -2574,7 +2575,7 @@
         <w:ind w:left="1320" w:hanging="420"/>
       </w:pPr>
     </w:lvl>
-    <w:lvl w:ilvl="2" w:tentative="0">
+    <w:lvl w:ilvl="2">
       <w:start w:val="1"/>
       <w:numFmt w:val="lowerRoman"/>
       <w:lvlText w:val="%3."/>
@@ -2583,7 +2584,7 @@
         <w:ind w:left="1740" w:hanging="420"/>
       </w:pPr>
     </w:lvl>
-    <w:lvl w:ilvl="3" w:tentative="0">
+    <w:lvl w:ilvl="3">
       <w:start w:val="1"/>
       <w:numFmt w:val="decimal"/>
       <w:lvlText w:val="%4."/>
@@ -2592,7 +2593,7 @@
         <w:ind w:left="2160" w:hanging="420"/>
       </w:pPr>
     </w:lvl>
-    <w:lvl w:ilvl="4" w:tentative="0">
+    <w:lvl w:ilvl="4">
       <w:start w:val="1"/>
       <w:numFmt w:val="lowerLetter"/>
       <w:lvlText w:val="%5)"/>
@@ -2601,7 +2602,7 @@
         <w:ind w:left="2580" w:hanging="420"/>
       </w:pPr>
     </w:lvl>
-    <w:lvl w:ilvl="5" w:tentative="0">
+    <w:lvl w:ilvl="5">
       <w:start w:val="1"/>
       <w:numFmt w:val="lowerRoman"/>
       <w:lvlText w:val="%6."/>
@@ -2610,7 +2611,7 @@
         <w:ind w:left="3000" w:hanging="420"/>
       </w:pPr>
     </w:lvl>
-    <w:lvl w:ilvl="6" w:tentative="0">
+    <w:lvl w:ilvl="6">
       <w:start w:val="1"/>
       <w:numFmt w:val="decimal"/>
       <w:lvlText w:val="%7."/>
@@ -2619,7 +2620,7 @@
         <w:ind w:left="3420" w:hanging="420"/>
       </w:pPr>
     </w:lvl>
-    <w:lvl w:ilvl="7" w:tentative="0">
+    <w:lvl w:ilvl="7">
       <w:start w:val="1"/>
       <w:numFmt w:val="lowerLetter"/>
       <w:lvlText w:val="%8)"/>
@@ -2628,7 +2629,7 @@
         <w:ind w:left="3840" w:hanging="420"/>
       </w:pPr>
     </w:lvl>
-    <w:lvl w:ilvl="8" w:tentative="0">
+    <w:lvl w:ilvl="8">
       <w:start w:val="1"/>
       <w:numFmt w:val="lowerRoman"/>
       <w:lvlText w:val="%9."/>
@@ -2642,7 +2643,7 @@
     <w:nsid w:val="42A911E1"/>
     <w:multiLevelType w:val="multilevel"/>
     <w:tmpl w:val="42A911E1"/>
-    <w:lvl w:ilvl="0" w:tentative="0">
+    <w:lvl w:ilvl="0">
       <w:start w:val="1"/>
       <w:numFmt w:val="decimal"/>
       <w:lvlText w:val="%1."/>
@@ -2654,7 +2655,7 @@
         <w:rFonts w:hint="default"/>
       </w:rPr>
     </w:lvl>
-    <w:lvl w:ilvl="1" w:tentative="0">
+    <w:lvl w:ilvl="1">
       <w:start w:val="1"/>
       <w:numFmt w:val="lowerLetter"/>
       <w:lvlText w:val="%2)"/>
@@ -2663,7 +2664,7 @@
         <w:ind w:left="950" w:hanging="420"/>
       </w:pPr>
     </w:lvl>
-    <w:lvl w:ilvl="2" w:tentative="0">
+    <w:lvl w:ilvl="2">
       <w:start w:val="1"/>
       <w:numFmt w:val="lowerRoman"/>
       <w:lvlText w:val="%3."/>
@@ -2672,7 +2673,7 @@
         <w:ind w:left="1370" w:hanging="420"/>
       </w:pPr>
     </w:lvl>
-    <w:lvl w:ilvl="3" w:tentative="0">
+    <w:lvl w:ilvl="3">
       <w:start w:val="1"/>
       <w:numFmt w:val="decimal"/>
       <w:lvlText w:val="%4."/>
@@ -2681,7 +2682,7 @@
         <w:ind w:left="1790" w:hanging="420"/>
       </w:pPr>
     </w:lvl>
-    <w:lvl w:ilvl="4" w:tentative="0">
+    <w:lvl w:ilvl="4">
       <w:start w:val="1"/>
       <w:numFmt w:val="lowerLetter"/>
       <w:lvlText w:val="%5)"/>
@@ -2690,7 +2691,7 @@
         <w:ind w:left="2210" w:hanging="420"/>
       </w:pPr>
     </w:lvl>
-    <w:lvl w:ilvl="5" w:tentative="0">
+    <w:lvl w:ilvl="5">
       <w:start w:val="1"/>
       <w:numFmt w:val="lowerRoman"/>
       <w:lvlText w:val="%6."/>
@@ -2699,7 +2700,7 @@
         <w:ind w:left="2630" w:hanging="420"/>
       </w:pPr>
     </w:lvl>
-    <w:lvl w:ilvl="6" w:tentative="0">
+    <w:lvl w:ilvl="6">
       <w:start w:val="1"/>
       <w:numFmt w:val="decimal"/>
       <w:lvlText w:val="%7."/>
@@ -2708,7 +2709,7 @@
         <w:ind w:left="3050" w:hanging="420"/>
       </w:pPr>
     </w:lvl>
-    <w:lvl w:ilvl="7" w:tentative="0">
+    <w:lvl w:ilvl="7">
       <w:start w:val="1"/>
       <w:numFmt w:val="lowerLetter"/>
       <w:lvlText w:val="%8)"/>
@@ -2717,7 +2718,7 @@
         <w:ind w:left="3470" w:hanging="420"/>
       </w:pPr>
     </w:lvl>
-    <w:lvl w:ilvl="8" w:tentative="0">
+    <w:lvl w:ilvl="8">
       <w:start w:val="1"/>
       <w:numFmt w:val="lowerRoman"/>
       <w:lvlText w:val="%9."/>
@@ -2731,7 +2732,7 @@
     <w:nsid w:val="5A07188D"/>
     <w:multiLevelType w:val="multilevel"/>
     <w:tmpl w:val="5A07188D"/>
-    <w:lvl w:ilvl="0" w:tentative="0">
+    <w:lvl w:ilvl="0">
       <w:start w:val="1"/>
       <w:numFmt w:val="decimal"/>
       <w:lvlText w:val="（%1）"/>
@@ -2743,7 +2744,7 @@
         <w:rFonts w:hint="eastAsia"/>
       </w:rPr>
     </w:lvl>
-    <w:lvl w:ilvl="1" w:tentative="0">
+    <w:lvl w:ilvl="1">
       <w:start w:val="1"/>
       <w:numFmt w:val="lowerLetter"/>
       <w:lvlText w:val="%2)"/>
@@ -2752,7 +2753,7 @@
         <w:ind w:left="1548" w:hanging="420"/>
       </w:pPr>
     </w:lvl>
-    <w:lvl w:ilvl="2" w:tentative="0">
+    <w:lvl w:ilvl="2">
       <w:start w:val="1"/>
       <w:numFmt w:val="lowerRoman"/>
       <w:lvlText w:val="%3."/>
@@ -2761,7 +2762,7 @@
         <w:ind w:left="1968" w:hanging="420"/>
       </w:pPr>
     </w:lvl>
-    <w:lvl w:ilvl="3" w:tentative="0">
+    <w:lvl w:ilvl="3">
       <w:start w:val="1"/>
       <w:numFmt w:val="decimal"/>
       <w:lvlText w:val="%4."/>
@@ -2770,7 +2771,7 @@
         <w:ind w:left="2388" w:hanging="420"/>
       </w:pPr>
     </w:lvl>
-    <w:lvl w:ilvl="4" w:tentative="0">
+    <w:lvl w:ilvl="4">
       <w:start w:val="1"/>
       <w:numFmt w:val="lowerLetter"/>
       <w:lvlText w:val="%5)"/>
@@ -2779,7 +2780,7 @@
         <w:ind w:left="2808" w:hanging="420"/>
       </w:pPr>
     </w:lvl>
-    <w:lvl w:ilvl="5" w:tentative="0">
+    <w:lvl w:ilvl="5">
       <w:start w:val="1"/>
       <w:numFmt w:val="lowerRoman"/>
       <w:lvlText w:val="%6."/>
@@ -2788,7 +2789,7 @@
         <w:ind w:left="3228" w:hanging="420"/>
       </w:pPr>
     </w:lvl>
-    <w:lvl w:ilvl="6" w:tentative="0">
+    <w:lvl w:ilvl="6">
       <w:start w:val="1"/>
       <w:numFmt w:val="decimal"/>
       <w:lvlText w:val="%7."/>
@@ -2797,7 +2798,7 @@
         <w:ind w:left="3648" w:hanging="420"/>
       </w:pPr>
     </w:lvl>
-    <w:lvl w:ilvl="7" w:tentative="0">
+    <w:lvl w:ilvl="7">
       <w:start w:val="1"/>
       <w:numFmt w:val="lowerLetter"/>
       <w:lvlText w:val="%8)"/>
@@ -2806,7 +2807,7 @@
         <w:ind w:left="4068" w:hanging="420"/>
       </w:pPr>
     </w:lvl>
-    <w:lvl w:ilvl="8" w:tentative="0">
+    <w:lvl w:ilvl="8">
       <w:start w:val="1"/>
       <w:numFmt w:val="lowerRoman"/>
       <w:lvlText w:val="%9."/>
@@ -2820,7 +2821,7 @@
     <w:nsid w:val="5A4007F1"/>
     <w:multiLevelType w:val="multilevel"/>
     <w:tmpl w:val="5A4007F1"/>
-    <w:lvl w:ilvl="0" w:tentative="0">
+    <w:lvl w:ilvl="0">
       <w:start w:val="1"/>
       <w:numFmt w:val="decimal"/>
       <w:lvlText w:val="%1."/>
@@ -2832,7 +2833,7 @@
         <w:rFonts w:hint="default"/>
       </w:rPr>
     </w:lvl>
-    <w:lvl w:ilvl="1" w:tentative="0">
+    <w:lvl w:ilvl="1">
       <w:start w:val="1"/>
       <w:numFmt w:val="lowerLetter"/>
       <w:lvlText w:val="%2)"/>
@@ -2841,7 +2842,7 @@
         <w:ind w:left="950" w:hanging="420"/>
       </w:pPr>
     </w:lvl>
-    <w:lvl w:ilvl="2" w:tentative="0">
+    <w:lvl w:ilvl="2">
       <w:start w:val="1"/>
       <w:numFmt w:val="lowerRoman"/>
       <w:lvlText w:val="%3."/>
@@ -2850,7 +2851,7 @@
         <w:ind w:left="1370" w:hanging="420"/>
       </w:pPr>
     </w:lvl>
-    <w:lvl w:ilvl="3" w:tentative="0">
+    <w:lvl w:ilvl="3">
       <w:start w:val="1"/>
       <w:numFmt w:val="decimal"/>
       <w:lvlText w:val="%4."/>
@@ -2859,7 +2860,7 @@
         <w:ind w:left="1790" w:hanging="420"/>
       </w:pPr>
     </w:lvl>
-    <w:lvl w:ilvl="4" w:tentative="0">
+    <w:lvl w:ilvl="4">
       <w:start w:val="1"/>
       <w:numFmt w:val="lowerLetter"/>
       <w:lvlText w:val="%5)"/>
@@ -2868,7 +2869,7 @@
         <w:ind w:left="2210" w:hanging="420"/>
       </w:pPr>
     </w:lvl>
-    <w:lvl w:ilvl="5" w:tentative="0">
+    <w:lvl w:ilvl="5">
       <w:start w:val="1"/>
       <w:numFmt w:val="lowerRoman"/>
       <w:lvlText w:val="%6."/>
@@ -2877,7 +2878,7 @@
         <w:ind w:left="2630" w:hanging="420"/>
       </w:pPr>
     </w:lvl>
-    <w:lvl w:ilvl="6" w:tentative="0">
+    <w:lvl w:ilvl="6">
       <w:start w:val="1"/>
       <w:numFmt w:val="decimal"/>
       <w:lvlText w:val="%7."/>
@@ -2886,7 +2887,7 @@
         <w:ind w:left="3050" w:hanging="420"/>
       </w:pPr>
     </w:lvl>
-    <w:lvl w:ilvl="7" w:tentative="0">
+    <w:lvl w:ilvl="7">
       <w:start w:val="1"/>
       <w:numFmt w:val="lowerLetter"/>
       <w:lvlText w:val="%8)"/>
@@ -2895,7 +2896,7 @@
         <w:ind w:left="3470" w:hanging="420"/>
       </w:pPr>
     </w:lvl>
-    <w:lvl w:ilvl="8" w:tentative="0">
+    <w:lvl w:ilvl="8">
       <w:start w:val="1"/>
       <w:numFmt w:val="lowerRoman"/>
       <w:lvlText w:val="%9."/>
@@ -2909,7 +2910,7 @@
     <w:nsid w:val="5B8A0F6D"/>
     <w:multiLevelType w:val="multilevel"/>
     <w:tmpl w:val="5B8A0F6D"/>
-    <w:lvl w:ilvl="0" w:tentative="0">
+    <w:lvl w:ilvl="0">
       <w:start w:val="1"/>
       <w:numFmt w:val="decimal"/>
       <w:lvlText w:val="%1."/>
@@ -2921,7 +2922,7 @@
         <w:rFonts w:hint="default"/>
       </w:rPr>
     </w:lvl>
-    <w:lvl w:ilvl="1" w:tentative="0">
+    <w:lvl w:ilvl="1">
       <w:start w:val="1"/>
       <w:numFmt w:val="lowerLetter"/>
       <w:lvlText w:val="%2)"/>
@@ -2930,7 +2931,7 @@
         <w:ind w:left="950" w:hanging="420"/>
       </w:pPr>
     </w:lvl>
-    <w:lvl w:ilvl="2" w:tentative="0">
+    <w:lvl w:ilvl="2">
       <w:start w:val="1"/>
       <w:numFmt w:val="lowerRoman"/>
       <w:lvlText w:val="%3."/>
@@ -2939,7 +2940,7 @@
         <w:ind w:left="1370" w:hanging="420"/>
       </w:pPr>
     </w:lvl>
-    <w:lvl w:ilvl="3" w:tentative="0">
+    <w:lvl w:ilvl="3">
       <w:start w:val="1"/>
       <w:numFmt w:val="decimal"/>
       <w:lvlText w:val="%4."/>
@@ -2948,7 +2949,7 @@
         <w:ind w:left="1790" w:hanging="420"/>
       </w:pPr>
     </w:lvl>
-    <w:lvl w:ilvl="4" w:tentative="0">
+    <w:lvl w:ilvl="4">
       <w:start w:val="1"/>
       <w:numFmt w:val="lowerLetter"/>
       <w:lvlText w:val="%5)"/>
@@ -2957,7 +2958,7 @@
         <w:ind w:left="2210" w:hanging="420"/>
       </w:pPr>
     </w:lvl>
-    <w:lvl w:ilvl="5" w:tentative="0">
+    <w:lvl w:ilvl="5">
       <w:start w:val="1"/>
       <w:numFmt w:val="lowerRoman"/>
       <w:lvlText w:val="%6."/>
@@ -2966,7 +2967,7 @@
         <w:ind w:left="2630" w:hanging="420"/>
       </w:pPr>
     </w:lvl>
-    <w:lvl w:ilvl="6" w:tentative="0">
+    <w:lvl w:ilvl="6">
       <w:start w:val="1"/>
       <w:numFmt w:val="decimal"/>
       <w:lvlText w:val="%7."/>
@@ -2975,7 +2976,7 @@
         <w:ind w:left="3050" w:hanging="420"/>
       </w:pPr>
     </w:lvl>
-    <w:lvl w:ilvl="7" w:tentative="0">
+    <w:lvl w:ilvl="7">
       <w:start w:val="1"/>
       <w:numFmt w:val="lowerLetter"/>
       <w:lvlText w:val="%8)"/>
@@ -2984,7 +2985,7 @@
         <w:ind w:left="3470" w:hanging="420"/>
       </w:pPr>
     </w:lvl>
-    <w:lvl w:ilvl="8" w:tentative="0">
+    <w:lvl w:ilvl="8">
       <w:start w:val="1"/>
       <w:numFmt w:val="lowerRoman"/>
       <w:lvlText w:val="%9."/>
@@ -2998,7 +2999,7 @@
     <w:nsid w:val="753A7767"/>
     <w:multiLevelType w:val="multilevel"/>
     <w:tmpl w:val="753A7767"/>
-    <w:lvl w:ilvl="0" w:tentative="0">
+    <w:lvl w:ilvl="0">
       <w:start w:val="1"/>
       <w:numFmt w:val="bullet"/>
       <w:lvlText w:val=""/>
@@ -3007,10 +3008,10 @@
         <w:ind w:left="890" w:hanging="420"/>
       </w:pPr>
       <w:rPr>
-        <w:rFonts w:hint="default" w:ascii="Wingdings" w:hAnsi="Wingdings"/>
+        <w:rFonts w:ascii="Wingdings" w:hAnsi="Wingdings" w:hint="default"/>
       </w:rPr>
     </w:lvl>
-    <w:lvl w:ilvl="1" w:tentative="0">
+    <w:lvl w:ilvl="1">
       <w:start w:val="1"/>
       <w:numFmt w:val="bullet"/>
       <w:lvlText w:val=""/>
@@ -3019,10 +3020,10 @@
         <w:ind w:left="1310" w:hanging="420"/>
       </w:pPr>
       <w:rPr>
-        <w:rFonts w:hint="default" w:ascii="Wingdings" w:hAnsi="Wingdings"/>
+        <w:rFonts w:ascii="Wingdings" w:hAnsi="Wingdings" w:hint="default"/>
       </w:rPr>
     </w:lvl>
-    <w:lvl w:ilvl="2" w:tentative="0">
+    <w:lvl w:ilvl="2">
       <w:start w:val="1"/>
       <w:numFmt w:val="bullet"/>
       <w:lvlText w:val=""/>
@@ -3031,10 +3032,10 @@
         <w:ind w:left="1730" w:hanging="420"/>
       </w:pPr>
       <w:rPr>
-        <w:rFonts w:hint="default" w:ascii="Wingdings" w:hAnsi="Wingdings"/>
+        <w:rFonts w:ascii="Wingdings" w:hAnsi="Wingdings" w:hint="default"/>
       </w:rPr>
     </w:lvl>
-    <w:lvl w:ilvl="3" w:tentative="0">
+    <w:lvl w:ilvl="3">
       <w:start w:val="1"/>
       <w:numFmt w:val="bullet"/>
       <w:lvlText w:val=""/>
@@ -3043,10 +3044,10 @@
         <w:ind w:left="2150" w:hanging="420"/>
       </w:pPr>
       <w:rPr>
-        <w:rFonts w:hint="default" w:ascii="Wingdings" w:hAnsi="Wingdings"/>
+        <w:rFonts w:ascii="Wingdings" w:hAnsi="Wingdings" w:hint="default"/>
       </w:rPr>
     </w:lvl>
-    <w:lvl w:ilvl="4" w:tentative="0">
+    <w:lvl w:ilvl="4">
       <w:start w:val="1"/>
       <w:numFmt w:val="bullet"/>
       <w:lvlText w:val=""/>
@@ -3055,10 +3056,10 @@
         <w:ind w:left="2570" w:hanging="420"/>
       </w:pPr>
       <w:rPr>
-        <w:rFonts w:hint="default" w:ascii="Wingdings" w:hAnsi="Wingdings"/>
+        <w:rFonts w:ascii="Wingdings" w:hAnsi="Wingdings" w:hint="default"/>
       </w:rPr>
     </w:lvl>
-    <w:lvl w:ilvl="5" w:tentative="0">
+    <w:lvl w:ilvl="5">
       <w:start w:val="1"/>
       <w:numFmt w:val="bullet"/>
       <w:lvlText w:val=""/>
@@ -3067,10 +3068,10 @@
         <w:ind w:left="2990" w:hanging="420"/>
       </w:pPr>
       <w:rPr>
-        <w:rFonts w:hint="default" w:ascii="Wingdings" w:hAnsi="Wingdings"/>
+        <w:rFonts w:ascii="Wingdings" w:hAnsi="Wingdings" w:hint="default"/>
       </w:rPr>
     </w:lvl>
-    <w:lvl w:ilvl="6" w:tentative="0">
+    <w:lvl w:ilvl="6">
       <w:start w:val="1"/>
       <w:numFmt w:val="bullet"/>
       <w:lvlText w:val=""/>
@@ -3079,10 +3080,10 @@
         <w:ind w:left="3410" w:hanging="420"/>
       </w:pPr>
       <w:rPr>
-        <w:rFonts w:hint="default" w:ascii="Wingdings" w:hAnsi="Wingdings"/>
+        <w:rFonts w:ascii="Wingdings" w:hAnsi="Wingdings" w:hint="default"/>
       </w:rPr>
     </w:lvl>
-    <w:lvl w:ilvl="7" w:tentative="0">
+    <w:lvl w:ilvl="7">
       <w:start w:val="1"/>
       <w:numFmt w:val="bullet"/>
       <w:lvlText w:val=""/>
@@ -3091,10 +3092,10 @@
         <w:ind w:left="3830" w:hanging="420"/>
       </w:pPr>
       <w:rPr>
-        <w:rFonts w:hint="default" w:ascii="Wingdings" w:hAnsi="Wingdings"/>
+        <w:rFonts w:ascii="Wingdings" w:hAnsi="Wingdings" w:hint="default"/>
       </w:rPr>
     </w:lvl>
-    <w:lvl w:ilvl="8" w:tentative="0">
+    <w:lvl w:ilvl="8">
       <w:start w:val="1"/>
       <w:numFmt w:val="bullet"/>
       <w:lvlText w:val=""/>
@@ -3103,7 +3104,7 @@
         <w:ind w:left="4250" w:hanging="420"/>
       </w:pPr>
       <w:rPr>
-        <w:rFonts w:hint="default" w:ascii="Wingdings" w:hAnsi="Wingdings"/>
+        <w:rFonts w:ascii="Wingdings" w:hAnsi="Wingdings" w:hint="default"/>
       </w:rPr>
     </w:lvl>
   </w:abstractNum>
@@ -3111,7 +3112,7 @@
     <w:nsid w:val="79A46775"/>
     <w:multiLevelType w:val="multilevel"/>
     <w:tmpl w:val="79A46775"/>
-    <w:lvl w:ilvl="0" w:tentative="0">
+    <w:lvl w:ilvl="0">
       <w:start w:val="1"/>
       <w:numFmt w:val="decimal"/>
       <w:lvlText w:val="（%1）"/>
@@ -3123,7 +3124,7 @@
         <w:rFonts w:hint="eastAsia"/>
       </w:rPr>
     </w:lvl>
-    <w:lvl w:ilvl="1" w:tentative="0">
+    <w:lvl w:ilvl="1">
       <w:start w:val="1"/>
       <w:numFmt w:val="lowerLetter"/>
       <w:lvlText w:val="%2)"/>
@@ -3132,7 +3133,7 @@
         <w:ind w:left="950" w:hanging="420"/>
       </w:pPr>
     </w:lvl>
-    <w:lvl w:ilvl="2" w:tentative="0">
+    <w:lvl w:ilvl="2">
       <w:start w:val="1"/>
       <w:numFmt w:val="lowerRoman"/>
       <w:lvlText w:val="%3."/>
@@ -3141,7 +3142,7 @@
         <w:ind w:left="1370" w:hanging="420"/>
       </w:pPr>
     </w:lvl>
-    <w:lvl w:ilvl="3" w:tentative="0">
+    <w:lvl w:ilvl="3">
       <w:start w:val="1"/>
       <w:numFmt w:val="decimal"/>
       <w:lvlText w:val="%4."/>
@@ -3150,7 +3151,7 @@
         <w:ind w:left="1790" w:hanging="420"/>
       </w:pPr>
     </w:lvl>
-    <w:lvl w:ilvl="4" w:tentative="0">
+    <w:lvl w:ilvl="4">
       <w:start w:val="1"/>
       <w:numFmt w:val="lowerLetter"/>
       <w:lvlText w:val="%5)"/>
@@ -3159,7 +3160,7 @@
         <w:ind w:left="2210" w:hanging="420"/>
       </w:pPr>
     </w:lvl>
-    <w:lvl w:ilvl="5" w:tentative="0">
+    <w:lvl w:ilvl="5">
       <w:start w:val="1"/>
       <w:numFmt w:val="lowerRoman"/>
       <w:lvlText w:val="%6."/>
@@ -3168,7 +3169,7 @@
         <w:ind w:left="2630" w:hanging="420"/>
       </w:pPr>
     </w:lvl>
-    <w:lvl w:ilvl="6" w:tentative="0">
+    <w:lvl w:ilvl="6">
       <w:start w:val="1"/>
       <w:numFmt w:val="decimal"/>
       <w:lvlText w:val="%7."/>
@@ -3177,7 +3178,7 @@
         <w:ind w:left="3050" w:hanging="420"/>
       </w:pPr>
     </w:lvl>
-    <w:lvl w:ilvl="7" w:tentative="0">
+    <w:lvl w:ilvl="7">
       <w:start w:val="1"/>
       <w:numFmt w:val="lowerLetter"/>
       <w:lvlText w:val="%8)"/>
@@ -3186,7 +3187,7 @@
         <w:ind w:left="3470" w:hanging="420"/>
       </w:pPr>
     </w:lvl>
-    <w:lvl w:ilvl="8" w:tentative="0">
+    <w:lvl w:ilvl="8">
       <w:start w:val="1"/>
       <w:numFmt w:val="lowerRoman"/>
       <w:lvlText w:val="%9."/>
@@ -3200,7 +3201,7 @@
     <w:nsid w:val="79A62AA0"/>
     <w:multiLevelType w:val="multilevel"/>
     <w:tmpl w:val="79A62AA0"/>
-    <w:lvl w:ilvl="0" w:tentative="0">
+    <w:lvl w:ilvl="0">
       <w:start w:val="1"/>
       <w:numFmt w:val="decimal"/>
       <w:lvlText w:val="%1."/>
@@ -3212,7 +3213,7 @@
         <w:rFonts w:hint="default"/>
       </w:rPr>
     </w:lvl>
-    <w:lvl w:ilvl="1" w:tentative="0">
+    <w:lvl w:ilvl="1">
       <w:start w:val="1"/>
       <w:numFmt w:val="lowerLetter"/>
       <w:lvlText w:val="%2)"/>
@@ -3221,7 +3222,7 @@
         <w:ind w:left="950" w:hanging="420"/>
       </w:pPr>
     </w:lvl>
-    <w:lvl w:ilvl="2" w:tentative="0">
+    <w:lvl w:ilvl="2">
       <w:start w:val="1"/>
       <w:numFmt w:val="lowerRoman"/>
       <w:lvlText w:val="%3."/>
@@ -3230,7 +3231,7 @@
         <w:ind w:left="1370" w:hanging="420"/>
       </w:pPr>
     </w:lvl>
-    <w:lvl w:ilvl="3" w:tentative="0">
+    <w:lvl w:ilvl="3">
       <w:start w:val="1"/>
       <w:numFmt w:val="decimal"/>
       <w:lvlText w:val="%4."/>
@@ -3239,7 +3240,7 @@
         <w:ind w:left="1790" w:hanging="420"/>
       </w:pPr>
     </w:lvl>
-    <w:lvl w:ilvl="4" w:tentative="0">
+    <w:lvl w:ilvl="4">
       <w:start w:val="1"/>
       <w:numFmt w:val="lowerLetter"/>
       <w:lvlText w:val="%5)"/>
@@ -3248,7 +3249,7 @@
         <w:ind w:left="2210" w:hanging="420"/>
       </w:pPr>
     </w:lvl>
-    <w:lvl w:ilvl="5" w:tentative="0">
+    <w:lvl w:ilvl="5">
       <w:start w:val="1"/>
       <w:numFmt w:val="lowerRoman"/>
       <w:lvlText w:val="%6."/>
@@ -3257,7 +3258,7 @@
         <w:ind w:left="2630" w:hanging="420"/>
       </w:pPr>
     </w:lvl>
-    <w:lvl w:ilvl="6" w:tentative="0">
+    <w:lvl w:ilvl="6">
       <w:start w:val="1"/>
       <w:numFmt w:val="decimal"/>
       <w:lvlText w:val="%7."/>
@@ -3266,7 +3267,7 @@
         <w:ind w:left="3050" w:hanging="420"/>
       </w:pPr>
     </w:lvl>
-    <w:lvl w:ilvl="7" w:tentative="0">
+    <w:lvl w:ilvl="7">
       <w:start w:val="1"/>
       <w:numFmt w:val="lowerLetter"/>
       <w:lvlText w:val="%8)"/>
@@ -3275,7 +3276,7 @@
         <w:ind w:left="3470" w:hanging="420"/>
       </w:pPr>
     </w:lvl>
-    <w:lvl w:ilvl="8" w:tentative="0">
+    <w:lvl w:ilvl="8">
       <w:start w:val="1"/>
       <w:numFmt w:val="lowerRoman"/>
       <w:lvlText w:val="%9."/>
@@ -3322,290 +3323,288 @@
 </file>
 
 <file path=word/styles.xml><?xml version="1.0" encoding="utf-8"?>
-<w:styles xmlns:mc="http://schemas.openxmlformats.org/markup-compatibility/2006" xmlns:o="urn:schemas-microsoft-com:office:office" xmlns:r="http://schemas.openxmlformats.org/officeDocument/2006/relationships" xmlns:m="http://schemas.openxmlformats.org/officeDocument/2006/math" xmlns:v="urn:schemas-microsoft-com:vml" xmlns:w="http://schemas.openxmlformats.org/wordprocessingml/2006/main" xmlns:w14="http://schemas.microsoft.com/office/word/2010/wordml" xmlns:w10="urn:schemas-microsoft-com:office:word" xmlns:sl="http://schemas.openxmlformats.org/schemaLibrary/2006/main" xmlns:wpsCustomData="http://www.wps.cn/officeDocument/2013/wpsCustomData" mc:Ignorable="w14">
+<w:styles xmlns:mc="http://schemas.openxmlformats.org/markup-compatibility/2006" xmlns:r="http://schemas.openxmlformats.org/officeDocument/2006/relationships" xmlns:w="http://schemas.openxmlformats.org/wordprocessingml/2006/main" xmlns:w14="http://schemas.microsoft.com/office/word/2010/wordml" xmlns:w15="http://schemas.microsoft.com/office/word/2012/wordml" mc:Ignorable="w14 w15">
   <w:docDefaults>
     <w:rPrDefault>
       <w:rPr>
-        <w:rFonts w:ascii="Times New Roman" w:hAnsi="Times New Roman" w:eastAsia="宋体" w:cs="Times New Roman"/>
+        <w:rFonts w:ascii="Times New Roman" w:eastAsia="宋体" w:hAnsi="Times New Roman" w:cs="Times New Roman"/>
       </w:rPr>
     </w:rPrDefault>
     <w:pPrDefault/>
   </w:docDefaults>
-  <w:latentStyles w:count="260" w:defQFormat="0" w:defUnhideWhenUsed="1" w:defSemiHidden="1" w:defUIPriority="99" w:defLockedState="0">
-    <w:lsdException w:qFormat="1" w:unhideWhenUsed="0" w:uiPriority="0" w:semiHidden="0" w:name="Normal"/>
-    <w:lsdException w:qFormat="1" w:unhideWhenUsed="0" w:uiPriority="9" w:semiHidden="0" w:name="heading 1"/>
-    <w:lsdException w:qFormat="1" w:uiPriority="9" w:semiHidden="0" w:name="heading 2"/>
-    <w:lsdException w:qFormat="1" w:uiPriority="9" w:semiHidden="0" w:name="heading 3"/>
-    <w:lsdException w:qFormat="1" w:uiPriority="9" w:name="heading 4"/>
-    <w:lsdException w:qFormat="1" w:uiPriority="9" w:name="heading 5"/>
-    <w:lsdException w:qFormat="1" w:uiPriority="9" w:name="heading 6"/>
-    <w:lsdException w:qFormat="1" w:uiPriority="9" w:name="heading 7"/>
-    <w:lsdException w:qFormat="1" w:uiPriority="9" w:name="heading 8"/>
-    <w:lsdException w:qFormat="1" w:uiPriority="9" w:name="heading 9"/>
-    <w:lsdException w:uiPriority="99" w:name="index 1"/>
-    <w:lsdException w:uiPriority="99" w:name="index 2"/>
-    <w:lsdException w:uiPriority="99" w:name="index 3"/>
-    <w:lsdException w:uiPriority="99" w:name="index 4"/>
-    <w:lsdException w:uiPriority="99" w:name="index 5"/>
-    <w:lsdException w:uiPriority="99" w:name="index 6"/>
-    <w:lsdException w:uiPriority="99" w:name="index 7"/>
-    <w:lsdException w:uiPriority="99" w:name="index 8"/>
-    <w:lsdException w:uiPriority="99" w:name="index 9"/>
-    <w:lsdException w:uiPriority="39" w:name="toc 1"/>
-    <w:lsdException w:uiPriority="39" w:name="toc 2"/>
-    <w:lsdException w:uiPriority="39" w:name="toc 3"/>
-    <w:lsdException w:uiPriority="39" w:name="toc 4"/>
-    <w:lsdException w:uiPriority="39" w:name="toc 5"/>
-    <w:lsdException w:uiPriority="39" w:name="toc 6"/>
-    <w:lsdException w:uiPriority="39" w:name="toc 7"/>
-    <w:lsdException w:uiPriority="39" w:name="toc 8"/>
-    <w:lsdException w:uiPriority="39" w:name="toc 9"/>
-    <w:lsdException w:uiPriority="99" w:name="Normal Indent"/>
-    <w:lsdException w:uiPriority="99" w:name="footnote text"/>
-    <w:lsdException w:uiPriority="99" w:name="annotation text"/>
-    <w:lsdException w:qFormat="1" w:uiPriority="99" w:semiHidden="0" w:name="header"/>
-    <w:lsdException w:qFormat="1" w:uiPriority="99" w:semiHidden="0" w:name="footer"/>
-    <w:lsdException w:uiPriority="99" w:name="index heading"/>
-    <w:lsdException w:qFormat="1" w:uiPriority="35" w:name="caption"/>
-    <w:lsdException w:uiPriority="99" w:name="table of figures"/>
-    <w:lsdException w:uiPriority="99" w:name="envelope address"/>
-    <w:lsdException w:uiPriority="99" w:name="envelope return"/>
-    <w:lsdException w:uiPriority="99" w:name="footnote reference"/>
-    <w:lsdException w:uiPriority="99" w:name="annotation reference"/>
-    <w:lsdException w:uiPriority="99" w:name="line number"/>
-    <w:lsdException w:uiPriority="99" w:name="page number"/>
-    <w:lsdException w:uiPriority="99" w:name="endnote reference"/>
-    <w:lsdException w:uiPriority="99" w:name="endnote text"/>
-    <w:lsdException w:uiPriority="99" w:name="table of authorities"/>
-    <w:lsdException w:uiPriority="99" w:name="macro"/>
-    <w:lsdException w:uiPriority="99" w:name="toa heading"/>
-    <w:lsdException w:uiPriority="99" w:name="List"/>
-    <w:lsdException w:uiPriority="99" w:name="List Bullet"/>
-    <w:lsdException w:uiPriority="99" w:name="List Number"/>
-    <w:lsdException w:uiPriority="99" w:name="List 2"/>
-    <w:lsdException w:uiPriority="99" w:name="List 3"/>
-    <w:lsdException w:uiPriority="99" w:name="List 4"/>
-    <w:lsdException w:uiPriority="99" w:name="List 5"/>
-    <w:lsdException w:uiPriority="99" w:name="List Bullet 2"/>
-    <w:lsdException w:uiPriority="99" w:name="List Bullet 3"/>
-    <w:lsdException w:uiPriority="99" w:name="List Bullet 4"/>
-    <w:lsdException w:uiPriority="99" w:name="List Bullet 5"/>
-    <w:lsdException w:uiPriority="99" w:name="List Number 2"/>
-    <w:lsdException w:uiPriority="99" w:name="List Number 3"/>
-    <w:lsdException w:uiPriority="99" w:name="List Number 4"/>
-    <w:lsdException w:uiPriority="99" w:name="List Number 5"/>
-    <w:lsdException w:qFormat="1" w:unhideWhenUsed="0" w:uiPriority="10" w:semiHidden="0" w:name="Title"/>
-    <w:lsdException w:uiPriority="99" w:name="Closing"/>
-    <w:lsdException w:uiPriority="99" w:name="Signature"/>
-    <w:lsdException w:qFormat="1" w:uiPriority="1" w:name="Default Paragraph Font"/>
-    <w:lsdException w:uiPriority="99" w:name="Body Text"/>
-    <w:lsdException w:uiPriority="99" w:name="Body Text Indent"/>
-    <w:lsdException w:uiPriority="99" w:name="List Continue"/>
-    <w:lsdException w:uiPriority="99" w:name="List Continue 2"/>
-    <w:lsdException w:uiPriority="99" w:name="List Continue 3"/>
-    <w:lsdException w:uiPriority="99" w:name="List Continue 4"/>
-    <w:lsdException w:uiPriority="99" w:name="List Continue 5"/>
-    <w:lsdException w:uiPriority="99" w:name="Message Header"/>
-    <w:lsdException w:qFormat="1" w:unhideWhenUsed="0" w:uiPriority="11" w:semiHidden="0" w:name="Subtitle"/>
-    <w:lsdException w:uiPriority="99" w:name="Salutation"/>
-    <w:lsdException w:uiPriority="99" w:name="Date"/>
-    <w:lsdException w:uiPriority="99" w:name="Body Text First Indent"/>
-    <w:lsdException w:uiPriority="99" w:name="Body Text First Indent 2"/>
-    <w:lsdException w:uiPriority="99" w:name="Note Heading"/>
-    <w:lsdException w:uiPriority="99" w:name="Body Text 2"/>
-    <w:lsdException w:uiPriority="99" w:name="Body Text 3"/>
-    <w:lsdException w:uiPriority="99" w:name="Body Text Indent 2"/>
-    <w:lsdException w:uiPriority="99" w:name="Body Text Indent 3"/>
-    <w:lsdException w:uiPriority="99" w:name="Block Text"/>
-    <w:lsdException w:qFormat="1" w:uiPriority="99" w:semiHidden="0" w:name="Hyperlink"/>
-    <w:lsdException w:qFormat="1" w:uiPriority="99" w:name="FollowedHyperlink"/>
-    <w:lsdException w:qFormat="1" w:unhideWhenUsed="0" w:uiPriority="22" w:semiHidden="0" w:name="Strong"/>
-    <w:lsdException w:qFormat="1" w:unhideWhenUsed="0" w:uiPriority="20" w:semiHidden="0" w:name="Emphasis"/>
-    <w:lsdException w:uiPriority="99" w:name="Document Map"/>
-    <w:lsdException w:uiPriority="99" w:name="Plain Text"/>
-    <w:lsdException w:uiPriority="99" w:name="E-mail Signature"/>
-    <w:lsdException w:qFormat="1" w:uiPriority="99" w:semiHidden="0" w:name="Normal (Web)"/>
-    <w:lsdException w:uiPriority="99" w:name="HTML Acronym"/>
-    <w:lsdException w:uiPriority="99" w:name="HTML Address"/>
-    <w:lsdException w:uiPriority="99" w:name="HTML Cite"/>
-    <w:lsdException w:uiPriority="99" w:name="HTML Code"/>
-    <w:lsdException w:uiPriority="99" w:name="HTML Definition"/>
-    <w:lsdException w:uiPriority="99" w:name="HTML Keyboard"/>
-    <w:lsdException w:uiPriority="99" w:name="HTML Preformatted"/>
-    <w:lsdException w:uiPriority="99" w:name="HTML Sample"/>
-    <w:lsdException w:uiPriority="99" w:name="HTML Typewriter"/>
-    <w:lsdException w:uiPriority="99" w:name="HTML Variable"/>
-    <w:lsdException w:uiPriority="99" w:name="Normal Table"/>
-    <w:lsdException w:uiPriority="99" w:name="annotation subject"/>
-    <w:lsdException w:uiPriority="99" w:name="Table Simple 1"/>
-    <w:lsdException w:uiPriority="99" w:name="Table Simple 2"/>
-    <w:lsdException w:uiPriority="99" w:name="Table Simple 3"/>
-    <w:lsdException w:uiPriority="99" w:name="Table Classic 1"/>
-    <w:lsdException w:uiPriority="99" w:name="Table Classic 2"/>
-    <w:lsdException w:uiPriority="99" w:name="Table Classic 3"/>
-    <w:lsdException w:uiPriority="99" w:name="Table Classic 4"/>
-    <w:lsdException w:uiPriority="99" w:name="Table Colorful 1"/>
-    <w:lsdException w:uiPriority="99" w:name="Table Colorful 2"/>
-    <w:lsdException w:uiPriority="99" w:name="Table Colorful 3"/>
-    <w:lsdException w:uiPriority="99" w:name="Table Columns 1"/>
-    <w:lsdException w:uiPriority="99" w:name="Table Columns 2"/>
-    <w:lsdException w:uiPriority="99" w:name="Table Columns 3"/>
-    <w:lsdException w:uiPriority="99" w:name="Table Columns 4"/>
-    <w:lsdException w:uiPriority="99" w:name="Table Columns 5"/>
-    <w:lsdException w:uiPriority="99" w:name="Table Grid 1"/>
-    <w:lsdException w:uiPriority="99" w:name="Table Grid 2"/>
-    <w:lsdException w:uiPriority="99" w:name="Table Grid 3"/>
-    <w:lsdException w:uiPriority="99" w:name="Table Grid 4"/>
-    <w:lsdException w:uiPriority="99" w:name="Table Grid 5"/>
-    <w:lsdException w:uiPriority="99" w:name="Table Grid 6"/>
-    <w:lsdException w:uiPriority="99" w:name="Table Grid 7"/>
-    <w:lsdException w:uiPriority="99" w:name="Table Grid 8"/>
-    <w:lsdException w:uiPriority="99" w:name="Table List 1"/>
-    <w:lsdException w:uiPriority="99" w:name="Table List 2"/>
-    <w:lsdException w:uiPriority="99" w:name="Table List 3"/>
-    <w:lsdException w:uiPriority="99" w:name="Table List 4"/>
-    <w:lsdException w:uiPriority="99" w:name="Table List 5"/>
-    <w:lsdException w:uiPriority="99" w:name="Table List 6"/>
-    <w:lsdException w:uiPriority="99" w:name="Table List 7"/>
-    <w:lsdException w:uiPriority="99" w:name="Table List 8"/>
-    <w:lsdException w:uiPriority="99" w:name="Table 3D effects 1"/>
-    <w:lsdException w:uiPriority="99" w:name="Table 3D effects 2"/>
-    <w:lsdException w:uiPriority="99" w:name="Table 3D effects 3"/>
-    <w:lsdException w:uiPriority="99" w:name="Table Contemporary"/>
-    <w:lsdException w:uiPriority="99" w:name="Table Elegant"/>
-    <w:lsdException w:uiPriority="99" w:name="Table Professional"/>
-    <w:lsdException w:uiPriority="99" w:name="Table Subtle 1"/>
-    <w:lsdException w:uiPriority="99" w:name="Table Subtle 2"/>
-    <w:lsdException w:uiPriority="99" w:name="Table Web 1"/>
-    <w:lsdException w:uiPriority="99" w:name="Table Web 2"/>
-    <w:lsdException w:uiPriority="99" w:name="Table Web 3"/>
-    <w:lsdException w:qFormat="1" w:uiPriority="99" w:name="Balloon Text"/>
-    <w:lsdException w:uiPriority="39" w:name="Table Grid"/>
-    <w:lsdException w:uiPriority="99" w:name="Table Theme"/>
-    <w:lsdException w:qFormat="1" w:unhideWhenUsed="0" w:uiPriority="1" w:semiHidden="0" w:name="No Spacing"/>
-    <w:lsdException w:unhideWhenUsed="0" w:uiPriority="60" w:semiHidden="0" w:name="Light Shading"/>
-    <w:lsdException w:unhideWhenUsed="0" w:uiPriority="61" w:semiHidden="0" w:name="Light List"/>
-    <w:lsdException w:unhideWhenUsed="0" w:uiPriority="62" w:semiHidden="0" w:name="Light Grid"/>
-    <w:lsdException w:unhideWhenUsed="0" w:uiPriority="63" w:semiHidden="0" w:name="Medium Shading 1"/>
-    <w:lsdException w:unhideWhenUsed="0" w:uiPriority="64" w:semiHidden="0" w:name="Medium Shading 2"/>
-    <w:lsdException w:unhideWhenUsed="0" w:uiPriority="65" w:semiHidden="0" w:name="Medium List 1"/>
-    <w:lsdException w:unhideWhenUsed="0" w:uiPriority="66" w:semiHidden="0" w:name="Medium List 2"/>
-    <w:lsdException w:unhideWhenUsed="0" w:uiPriority="67" w:semiHidden="0" w:name="Medium Grid 1"/>
-    <w:lsdException w:unhideWhenUsed="0" w:uiPriority="68" w:semiHidden="0" w:name="Medium Grid 2"/>
-    <w:lsdException w:unhideWhenUsed="0" w:uiPriority="69" w:semiHidden="0" w:name="Medium Grid 3"/>
-    <w:lsdException w:unhideWhenUsed="0" w:uiPriority="70" w:semiHidden="0" w:name="Dark List"/>
-    <w:lsdException w:unhideWhenUsed="0" w:uiPriority="71" w:semiHidden="0" w:name="Colorful Shading"/>
-    <w:lsdException w:unhideWhenUsed="0" w:uiPriority="72" w:semiHidden="0" w:name="Colorful List"/>
-    <w:lsdException w:unhideWhenUsed="0" w:uiPriority="73" w:semiHidden="0" w:name="Colorful Grid"/>
-    <w:lsdException w:unhideWhenUsed="0" w:uiPriority="60" w:semiHidden="0" w:name="Light Shading Accent 1"/>
-    <w:lsdException w:unhideWhenUsed="0" w:uiPriority="61" w:semiHidden="0" w:name="Light List Accent 1"/>
-    <w:lsdException w:unhideWhenUsed="0" w:uiPriority="62" w:semiHidden="0" w:name="Light Grid Accent 1"/>
-    <w:lsdException w:unhideWhenUsed="0" w:uiPriority="63" w:semiHidden="0" w:name="Medium Shading 1 Accent 1"/>
-    <w:lsdException w:unhideWhenUsed="0" w:uiPriority="64" w:semiHidden="0" w:name="Medium Shading 2 Accent 1"/>
-    <w:lsdException w:unhideWhenUsed="0" w:uiPriority="65" w:semiHidden="0" w:name="Medium List 1 Accent 1"/>
-    <w:lsdException w:qFormat="1" w:unhideWhenUsed="0" w:uiPriority="34" w:semiHidden="0" w:name="List Paragraph"/>
-    <w:lsdException w:unhideWhenUsed="0" w:uiPriority="66" w:semiHidden="0" w:name="Medium List 2 Accent 1"/>
-    <w:lsdException w:unhideWhenUsed="0" w:uiPriority="67" w:semiHidden="0" w:name="Medium Grid 1 Accent 1"/>
-    <w:lsdException w:unhideWhenUsed="0" w:uiPriority="68" w:semiHidden="0" w:name="Medium Grid 2 Accent 1"/>
-    <w:lsdException w:unhideWhenUsed="0" w:uiPriority="69" w:semiHidden="0" w:name="Medium Grid 3 Accent 1"/>
-    <w:lsdException w:unhideWhenUsed="0" w:uiPriority="70" w:semiHidden="0" w:name="Dark List Accent 1"/>
-    <w:lsdException w:unhideWhenUsed="0" w:uiPriority="71" w:semiHidden="0" w:name="Colorful Shading Accent 1"/>
-    <w:lsdException w:unhideWhenUsed="0" w:uiPriority="72" w:semiHidden="0" w:name="Colorful List Accent 1"/>
-    <w:lsdException w:unhideWhenUsed="0" w:uiPriority="73" w:semiHidden="0" w:name="Colorful Grid Accent 1"/>
-    <w:lsdException w:unhideWhenUsed="0" w:uiPriority="60" w:semiHidden="0" w:name="Light Shading Accent 2"/>
-    <w:lsdException w:unhideWhenUsed="0" w:uiPriority="61" w:semiHidden="0" w:name="Light List Accent 2"/>
-    <w:lsdException w:unhideWhenUsed="0" w:uiPriority="62" w:semiHidden="0" w:name="Light Grid Accent 2"/>
-    <w:lsdException w:unhideWhenUsed="0" w:uiPriority="63" w:semiHidden="0" w:name="Medium Shading 1 Accent 2"/>
-    <w:lsdException w:unhideWhenUsed="0" w:uiPriority="64" w:semiHidden="0" w:name="Medium Shading 2 Accent 2"/>
-    <w:lsdException w:unhideWhenUsed="0" w:uiPriority="65" w:semiHidden="0" w:name="Medium List 1 Accent 2"/>
-    <w:lsdException w:unhideWhenUsed="0" w:uiPriority="66" w:semiHidden="0" w:name="Medium List 2 Accent 2"/>
-    <w:lsdException w:unhideWhenUsed="0" w:uiPriority="67" w:semiHidden="0" w:name="Medium Grid 1 Accent 2"/>
-    <w:lsdException w:unhideWhenUsed="0" w:uiPriority="68" w:semiHidden="0" w:name="Medium Grid 2 Accent 2"/>
-    <w:lsdException w:unhideWhenUsed="0" w:uiPriority="69" w:semiHidden="0" w:name="Medium Grid 3 Accent 2"/>
-    <w:lsdException w:unhideWhenUsed="0" w:uiPriority="70" w:semiHidden="0" w:name="Dark List Accent 2"/>
-    <w:lsdException w:unhideWhenUsed="0" w:uiPriority="71" w:semiHidden="0" w:name="Colorful Shading Accent 2"/>
-    <w:lsdException w:unhideWhenUsed="0" w:uiPriority="72" w:semiHidden="0" w:name="Colorful List Accent 2"/>
-    <w:lsdException w:unhideWhenUsed="0" w:uiPriority="73" w:semiHidden="0" w:name="Colorful Grid Accent 2"/>
-    <w:lsdException w:unhideWhenUsed="0" w:uiPriority="60" w:semiHidden="0" w:name="Light Shading Accent 3"/>
-    <w:lsdException w:unhideWhenUsed="0" w:uiPriority="61" w:semiHidden="0" w:name="Light List Accent 3"/>
-    <w:lsdException w:unhideWhenUsed="0" w:uiPriority="62" w:semiHidden="0" w:name="Light Grid Accent 3"/>
-    <w:lsdException w:unhideWhenUsed="0" w:uiPriority="63" w:semiHidden="0" w:name="Medium Shading 1 Accent 3"/>
-    <w:lsdException w:unhideWhenUsed="0" w:uiPriority="64" w:semiHidden="0" w:name="Medium Shading 2 Accent 3"/>
-    <w:lsdException w:unhideWhenUsed="0" w:uiPriority="65" w:semiHidden="0" w:name="Medium List 1 Accent 3"/>
-    <w:lsdException w:unhideWhenUsed="0" w:uiPriority="66" w:semiHidden="0" w:name="Medium List 2 Accent 3"/>
-    <w:lsdException w:unhideWhenUsed="0" w:uiPriority="67" w:semiHidden="0" w:name="Medium Grid 1 Accent 3"/>
-    <w:lsdException w:unhideWhenUsed="0" w:uiPriority="68" w:semiHidden="0" w:name="Medium Grid 2 Accent 3"/>
-    <w:lsdException w:unhideWhenUsed="0" w:uiPriority="69" w:semiHidden="0" w:name="Medium Grid 3 Accent 3"/>
-    <w:lsdException w:unhideWhenUsed="0" w:uiPriority="70" w:semiHidden="0" w:name="Dark List Accent 3"/>
-    <w:lsdException w:unhideWhenUsed="0" w:uiPriority="71" w:semiHidden="0" w:name="Colorful Shading Accent 3"/>
-    <w:lsdException w:unhideWhenUsed="0" w:uiPriority="72" w:semiHidden="0" w:name="Colorful List Accent 3"/>
-    <w:lsdException w:unhideWhenUsed="0" w:uiPriority="73" w:semiHidden="0" w:name="Colorful Grid Accent 3"/>
-    <w:lsdException w:unhideWhenUsed="0" w:uiPriority="60" w:semiHidden="0" w:name="Light Shading Accent 4"/>
-    <w:lsdException w:unhideWhenUsed="0" w:uiPriority="61" w:semiHidden="0" w:name="Light List Accent 4"/>
-    <w:lsdException w:unhideWhenUsed="0" w:uiPriority="62" w:semiHidden="0" w:name="Light Grid Accent 4"/>
-    <w:lsdException w:unhideWhenUsed="0" w:uiPriority="63" w:semiHidden="0" w:name="Medium Shading 1 Accent 4"/>
-    <w:lsdException w:unhideWhenUsed="0" w:uiPriority="64" w:semiHidden="0" w:name="Medium Shading 2 Accent 4"/>
-    <w:lsdException w:unhideWhenUsed="0" w:uiPriority="65" w:semiHidden="0" w:name="Medium List 1 Accent 4"/>
-    <w:lsdException w:unhideWhenUsed="0" w:uiPriority="66" w:semiHidden="0" w:name="Medium List 2 Accent 4"/>
-    <w:lsdException w:unhideWhenUsed="0" w:uiPriority="67" w:semiHidden="0" w:name="Medium Grid 1 Accent 4"/>
-    <w:lsdException w:unhideWhenUsed="0" w:uiPriority="68" w:semiHidden="0" w:name="Medium Grid 2 Accent 4"/>
-    <w:lsdException w:unhideWhenUsed="0" w:uiPriority="69" w:semiHidden="0" w:name="Medium Grid 3 Accent 4"/>
-    <w:lsdException w:unhideWhenUsed="0" w:uiPriority="70" w:semiHidden="0" w:name="Dark List Accent 4"/>
-    <w:lsdException w:unhideWhenUsed="0" w:uiPriority="71" w:semiHidden="0" w:name="Colorful Shading Accent 4"/>
-    <w:lsdException w:unhideWhenUsed="0" w:uiPriority="72" w:semiHidden="0" w:name="Colorful List Accent 4"/>
-    <w:lsdException w:unhideWhenUsed="0" w:uiPriority="73" w:semiHidden="0" w:name="Colorful Grid Accent 4"/>
-    <w:lsdException w:unhideWhenUsed="0" w:uiPriority="60" w:semiHidden="0" w:name="Light Shading Accent 5"/>
-    <w:lsdException w:unhideWhenUsed="0" w:uiPriority="61" w:semiHidden="0" w:name="Light List Accent 5"/>
-    <w:lsdException w:unhideWhenUsed="0" w:uiPriority="62" w:semiHidden="0" w:name="Light Grid Accent 5"/>
-    <w:lsdException w:unhideWhenUsed="0" w:uiPriority="63" w:semiHidden="0" w:name="Medium Shading 1 Accent 5"/>
-    <w:lsdException w:unhideWhenUsed="0" w:uiPriority="64" w:semiHidden="0" w:name="Medium Shading 2 Accent 5"/>
-    <w:lsdException w:unhideWhenUsed="0" w:uiPriority="65" w:semiHidden="0" w:name="Medium List 1 Accent 5"/>
-    <w:lsdException w:unhideWhenUsed="0" w:uiPriority="66" w:semiHidden="0" w:name="Medium List 2 Accent 5"/>
-    <w:lsdException w:unhideWhenUsed="0" w:uiPriority="67" w:semiHidden="0" w:name="Medium Grid 1 Accent 5"/>
-    <w:lsdException w:unhideWhenUsed="0" w:uiPriority="68" w:semiHidden="0" w:name="Medium Grid 2 Accent 5"/>
-    <w:lsdException w:unhideWhenUsed="0" w:uiPriority="69" w:semiHidden="0" w:name="Medium Grid 3 Accent 5"/>
-    <w:lsdException w:unhideWhenUsed="0" w:uiPriority="70" w:semiHidden="0" w:name="Dark List Accent 5"/>
-    <w:lsdException w:unhideWhenUsed="0" w:uiPriority="71" w:semiHidden="0" w:name="Colorful Shading Accent 5"/>
-    <w:lsdException w:unhideWhenUsed="0" w:uiPriority="72" w:semiHidden="0" w:name="Colorful List Accent 5"/>
-    <w:lsdException w:unhideWhenUsed="0" w:uiPriority="73" w:semiHidden="0" w:name="Colorful Grid Accent 5"/>
-    <w:lsdException w:unhideWhenUsed="0" w:uiPriority="60" w:semiHidden="0" w:name="Light Shading Accent 6"/>
-    <w:lsdException w:unhideWhenUsed="0" w:uiPriority="61" w:semiHidden="0" w:name="Light List Accent 6"/>
-    <w:lsdException w:unhideWhenUsed="0" w:uiPriority="62" w:semiHidden="0" w:name="Light Grid Accent 6"/>
-    <w:lsdException w:unhideWhenUsed="0" w:uiPriority="63" w:semiHidden="0" w:name="Medium Shading 1 Accent 6"/>
-    <w:lsdException w:unhideWhenUsed="0" w:uiPriority="64" w:semiHidden="0" w:name="Medium Shading 2 Accent 6"/>
-    <w:lsdException w:unhideWhenUsed="0" w:uiPriority="65" w:semiHidden="0" w:name="Medium List 1 Accent 6"/>
-    <w:lsdException w:unhideWhenUsed="0" w:uiPriority="66" w:semiHidden="0" w:name="Medium List 2 Accent 6"/>
-    <w:lsdException w:unhideWhenUsed="0" w:uiPriority="67" w:semiHidden="0" w:name="Medium Grid 1 Accent 6"/>
-    <w:lsdException w:unhideWhenUsed="0" w:uiPriority="68" w:semiHidden="0" w:name="Medium Grid 2 Accent 6"/>
-    <w:lsdException w:unhideWhenUsed="0" w:uiPriority="69" w:semiHidden="0" w:name="Medium Grid 3 Accent 6"/>
-    <w:lsdException w:unhideWhenUsed="0" w:uiPriority="70" w:semiHidden="0" w:name="Dark List Accent 6"/>
-    <w:lsdException w:unhideWhenUsed="0" w:uiPriority="71" w:semiHidden="0" w:name="Colorful Shading Accent 6"/>
-    <w:lsdException w:unhideWhenUsed="0" w:uiPriority="72" w:semiHidden="0" w:name="Colorful List Accent 6"/>
-    <w:lsdException w:unhideWhenUsed="0" w:uiPriority="73" w:semiHidden="0" w:name="Colorful Grid Accent 6"/>
+  <w:latentStyles w:defLockedState="0" w:defUIPriority="99" w:defSemiHidden="1" w:defUnhideWhenUsed="1" w:defQFormat="0" w:count="260">
+    <w:lsdException w:name="Normal" w:semiHidden="0" w:uiPriority="0" w:unhideWhenUsed="0" w:qFormat="1"/>
+    <w:lsdException w:name="heading 1" w:semiHidden="0" w:uiPriority="9" w:unhideWhenUsed="0" w:qFormat="1"/>
+    <w:lsdException w:name="heading 2" w:semiHidden="0" w:uiPriority="9" w:qFormat="1"/>
+    <w:lsdException w:name="heading 3" w:semiHidden="0" w:uiPriority="9" w:qFormat="1"/>
+    <w:lsdException w:name="heading 4" w:uiPriority="9" w:qFormat="1"/>
+    <w:lsdException w:name="heading 5" w:uiPriority="9" w:qFormat="1"/>
+    <w:lsdException w:name="heading 6" w:uiPriority="9" w:qFormat="1"/>
+    <w:lsdException w:name="heading 7" w:uiPriority="9" w:qFormat="1"/>
+    <w:lsdException w:name="heading 8" w:uiPriority="9" w:qFormat="1"/>
+    <w:lsdException w:name="heading 9" w:uiPriority="9" w:qFormat="1"/>
+    <w:lsdException w:name="index 1"/>
+    <w:lsdException w:name="index 2"/>
+    <w:lsdException w:name="index 3"/>
+    <w:lsdException w:name="index 4"/>
+    <w:lsdException w:name="index 5"/>
+    <w:lsdException w:name="index 6"/>
+    <w:lsdException w:name="index 7"/>
+    <w:lsdException w:name="index 8"/>
+    <w:lsdException w:name="index 9"/>
+    <w:lsdException w:name="toc 1" w:uiPriority="39"/>
+    <w:lsdException w:name="toc 2" w:uiPriority="39"/>
+    <w:lsdException w:name="toc 3" w:uiPriority="39"/>
+    <w:lsdException w:name="toc 4" w:uiPriority="39"/>
+    <w:lsdException w:name="toc 5" w:uiPriority="39"/>
+    <w:lsdException w:name="toc 6" w:uiPriority="39"/>
+    <w:lsdException w:name="toc 7" w:uiPriority="39"/>
+    <w:lsdException w:name="toc 8" w:uiPriority="39"/>
+    <w:lsdException w:name="toc 9" w:uiPriority="39"/>
+    <w:lsdException w:name="Normal Indent"/>
+    <w:lsdException w:name="footnote text"/>
+    <w:lsdException w:name="annotation text"/>
+    <w:lsdException w:name="header" w:semiHidden="0" w:qFormat="1"/>
+    <w:lsdException w:name="footer" w:semiHidden="0" w:qFormat="1"/>
+    <w:lsdException w:name="index heading"/>
+    <w:lsdException w:name="caption" w:uiPriority="35" w:qFormat="1"/>
+    <w:lsdException w:name="table of figures"/>
+    <w:lsdException w:name="envelope address"/>
+    <w:lsdException w:name="envelope return"/>
+    <w:lsdException w:name="footnote reference"/>
+    <w:lsdException w:name="annotation reference"/>
+    <w:lsdException w:name="line number"/>
+    <w:lsdException w:name="page number"/>
+    <w:lsdException w:name="endnote reference"/>
+    <w:lsdException w:name="endnote text"/>
+    <w:lsdException w:name="table of authorities"/>
+    <w:lsdException w:name="macro"/>
+    <w:lsdException w:name="toa heading"/>
+    <w:lsdException w:name="List"/>
+    <w:lsdException w:name="List Bullet"/>
+    <w:lsdException w:name="List Number"/>
+    <w:lsdException w:name="List 2"/>
+    <w:lsdException w:name="List 3"/>
+    <w:lsdException w:name="List 4"/>
+    <w:lsdException w:name="List 5"/>
+    <w:lsdException w:name="List Bullet 2"/>
+    <w:lsdException w:name="List Bullet 3"/>
+    <w:lsdException w:name="List Bullet 4"/>
+    <w:lsdException w:name="List Bullet 5"/>
+    <w:lsdException w:name="List Number 2"/>
+    <w:lsdException w:name="List Number 3"/>
+    <w:lsdException w:name="List Number 4"/>
+    <w:lsdException w:name="List Number 5"/>
+    <w:lsdException w:name="Title" w:semiHidden="0" w:uiPriority="10" w:unhideWhenUsed="0" w:qFormat="1"/>
+    <w:lsdException w:name="Closing"/>
+    <w:lsdException w:name="Signature"/>
+    <w:lsdException w:name="Default Paragraph Font" w:uiPriority="1" w:qFormat="1"/>
+    <w:lsdException w:name="Body Text"/>
+    <w:lsdException w:name="Body Text Indent"/>
+    <w:lsdException w:name="List Continue"/>
+    <w:lsdException w:name="List Continue 2"/>
+    <w:lsdException w:name="List Continue 3"/>
+    <w:lsdException w:name="List Continue 4"/>
+    <w:lsdException w:name="List Continue 5"/>
+    <w:lsdException w:name="Message Header"/>
+    <w:lsdException w:name="Subtitle" w:semiHidden="0" w:uiPriority="11" w:unhideWhenUsed="0" w:qFormat="1"/>
+    <w:lsdException w:name="Salutation"/>
+    <w:lsdException w:name="Date"/>
+    <w:lsdException w:name="Body Text First Indent"/>
+    <w:lsdException w:name="Body Text First Indent 2"/>
+    <w:lsdException w:name="Body Text 2"/>
+    <w:lsdException w:name="Body Text 3"/>
+    <w:lsdException w:name="Body Text Indent 2"/>
+    <w:lsdException w:name="Body Text Indent 3"/>
+    <w:lsdException w:name="Block Text"/>
+    <w:lsdException w:name="Hyperlink" w:semiHidden="0" w:qFormat="1"/>
+    <w:lsdException w:name="FollowedHyperlink" w:qFormat="1"/>
+    <w:lsdException w:name="Strong" w:semiHidden="0" w:uiPriority="22" w:unhideWhenUsed="0" w:qFormat="1"/>
+    <w:lsdException w:name="Emphasis" w:semiHidden="0" w:uiPriority="20" w:unhideWhenUsed="0" w:qFormat="1"/>
+    <w:lsdException w:name="Document Map"/>
+    <w:lsdException w:name="Plain Text"/>
+    <w:lsdException w:name="E-mail Signature"/>
+    <w:lsdException w:name="Normal (Web)" w:semiHidden="0" w:qFormat="1"/>
+    <w:lsdException w:name="HTML Acronym"/>
+    <w:lsdException w:name="HTML Address"/>
+    <w:lsdException w:name="HTML Cite"/>
+    <w:lsdException w:name="HTML Code"/>
+    <w:lsdException w:name="HTML Definition"/>
+    <w:lsdException w:name="HTML Keyboard"/>
+    <w:lsdException w:name="HTML Preformatted"/>
+    <w:lsdException w:name="HTML Sample"/>
+    <w:lsdException w:name="HTML Typewriter"/>
+    <w:lsdException w:name="HTML Variable"/>
+    <w:lsdException w:name="Normal Table"/>
+    <w:lsdException w:name="annotation subject"/>
+    <w:lsdException w:name="Table Simple 1"/>
+    <w:lsdException w:name="Table Simple 2"/>
+    <w:lsdException w:name="Table Simple 3"/>
+    <w:lsdException w:name="Table Classic 1"/>
+    <w:lsdException w:name="Table Classic 2"/>
+    <w:lsdException w:name="Table Classic 3"/>
+    <w:lsdException w:name="Table Classic 4"/>
+    <w:lsdException w:name="Table Colorful 1"/>
+    <w:lsdException w:name="Table Colorful 2"/>
+    <w:lsdException w:name="Table Colorful 3"/>
+    <w:lsdException w:name="Table Columns 1"/>
+    <w:lsdException w:name="Table Columns 2"/>
+    <w:lsdException w:name="Table Columns 3"/>
+    <w:lsdException w:name="Table Columns 4"/>
+    <w:lsdException w:name="Table Columns 5"/>
+    <w:lsdException w:name="Table Grid 1"/>
+    <w:lsdException w:name="Table Grid 2"/>
+    <w:lsdException w:name="Table Grid 3"/>
+    <w:lsdException w:name="Table Grid 4"/>
+    <w:lsdException w:name="Table Grid 5"/>
+    <w:lsdException w:name="Table Grid 6"/>
+    <w:lsdException w:name="Table Grid 7"/>
+    <w:lsdException w:name="Table Grid 8"/>
+    <w:lsdException w:name="Table List 1"/>
+    <w:lsdException w:name="Table List 2"/>
+    <w:lsdException w:name="Table List 3"/>
+    <w:lsdException w:name="Table List 4"/>
+    <w:lsdException w:name="Table List 5"/>
+    <w:lsdException w:name="Table List 6"/>
+    <w:lsdException w:name="Table List 7"/>
+    <w:lsdException w:name="Table List 8"/>
+    <w:lsdException w:name="Table 3D effects 1"/>
+    <w:lsdException w:name="Table 3D effects 2"/>
+    <w:lsdException w:name="Table 3D effects 3"/>
+    <w:lsdException w:name="Table Contemporary"/>
+    <w:lsdException w:name="Table Elegant"/>
+    <w:lsdException w:name="Table Professional"/>
+    <w:lsdException w:name="Table Subtle 1"/>
+    <w:lsdException w:name="Table Subtle 2"/>
+    <w:lsdException w:name="Table Web 1"/>
+    <w:lsdException w:name="Table Web 2"/>
+    <w:lsdException w:name="Table Web 3"/>
+    <w:lsdException w:name="Balloon Text" w:qFormat="1"/>
+    <w:lsdException w:name="Table Grid" w:uiPriority="39"/>
+    <w:lsdException w:name="Table Theme"/>
+    <w:lsdException w:name="No Spacing" w:semiHidden="0" w:uiPriority="1" w:unhideWhenUsed="0" w:qFormat="1"/>
+    <w:lsdException w:name="Light Shading" w:semiHidden="0" w:uiPriority="60" w:unhideWhenUsed="0"/>
+    <w:lsdException w:name="Light List" w:semiHidden="0" w:uiPriority="61" w:unhideWhenUsed="0"/>
+    <w:lsdException w:name="Light Grid" w:semiHidden="0" w:uiPriority="62" w:unhideWhenUsed="0"/>
+    <w:lsdException w:name="Medium Shading 1" w:semiHidden="0" w:uiPriority="63" w:unhideWhenUsed="0"/>
+    <w:lsdException w:name="Medium Shading 2" w:semiHidden="0" w:uiPriority="64" w:unhideWhenUsed="0"/>
+    <w:lsdException w:name="Medium List 1" w:semiHidden="0" w:uiPriority="65" w:unhideWhenUsed="0"/>
+    <w:lsdException w:name="Medium List 2" w:semiHidden="0" w:uiPriority="66" w:unhideWhenUsed="0"/>
+    <w:lsdException w:name="Medium Grid 1" w:semiHidden="0" w:uiPriority="67" w:unhideWhenUsed="0"/>
+    <w:lsdException w:name="Medium Grid 2" w:semiHidden="0" w:uiPriority="68" w:unhideWhenUsed="0"/>
+    <w:lsdException w:name="Medium Grid 3" w:semiHidden="0" w:uiPriority="69" w:unhideWhenUsed="0"/>
+    <w:lsdException w:name="Dark List" w:semiHidden="0" w:uiPriority="70" w:unhideWhenUsed="0"/>
+    <w:lsdException w:name="Colorful Shading" w:semiHidden="0" w:uiPriority="71" w:unhideWhenUsed="0"/>
+    <w:lsdException w:name="Colorful List" w:semiHidden="0" w:uiPriority="72" w:unhideWhenUsed="0"/>
+    <w:lsdException w:name="Colorful Grid" w:semiHidden="0" w:uiPriority="73" w:unhideWhenUsed="0"/>
+    <w:lsdException w:name="Light Shading Accent 1" w:semiHidden="0" w:uiPriority="60" w:unhideWhenUsed="0"/>
+    <w:lsdException w:name="Light List Accent 1" w:semiHidden="0" w:uiPriority="61" w:unhideWhenUsed="0"/>
+    <w:lsdException w:name="Light Grid Accent 1" w:semiHidden="0" w:uiPriority="62" w:unhideWhenUsed="0"/>
+    <w:lsdException w:name="Medium Shading 1 Accent 1" w:semiHidden="0" w:uiPriority="63" w:unhideWhenUsed="0"/>
+    <w:lsdException w:name="Medium Shading 2 Accent 1" w:semiHidden="0" w:uiPriority="64" w:unhideWhenUsed="0"/>
+    <w:lsdException w:name="Medium List 1 Accent 1" w:semiHidden="0" w:uiPriority="65" w:unhideWhenUsed="0"/>
+    <w:lsdException w:name="List Paragraph" w:semiHidden="0" w:uiPriority="34" w:unhideWhenUsed="0" w:qFormat="1"/>
+    <w:lsdException w:name="Medium List 2 Accent 1" w:semiHidden="0" w:uiPriority="66" w:unhideWhenUsed="0"/>
+    <w:lsdException w:name="Medium Grid 1 Accent 1" w:semiHidden="0" w:uiPriority="67" w:unhideWhenUsed="0"/>
+    <w:lsdException w:name="Medium Grid 2 Accent 1" w:semiHidden="0" w:uiPriority="68" w:unhideWhenUsed="0"/>
+    <w:lsdException w:name="Medium Grid 3 Accent 1" w:semiHidden="0" w:uiPriority="69" w:unhideWhenUsed="0"/>
+    <w:lsdException w:name="Dark List Accent 1" w:semiHidden="0" w:uiPriority="70" w:unhideWhenUsed="0"/>
+    <w:lsdException w:name="Colorful Shading Accent 1" w:semiHidden="0" w:uiPriority="71" w:unhideWhenUsed="0"/>
+    <w:lsdException w:name="Colorful List Accent 1" w:semiHidden="0" w:uiPriority="72" w:unhideWhenUsed="0"/>
+    <w:lsdException w:name="Colorful Grid Accent 1" w:semiHidden="0" w:uiPriority="73" w:unhideWhenUsed="0"/>
+    <w:lsdException w:name="Light Shading Accent 2" w:semiHidden="0" w:uiPriority="60" w:unhideWhenUsed="0"/>
+    <w:lsdException w:name="Light List Accent 2" w:semiHidden="0" w:uiPriority="61" w:unhideWhenUsed="0"/>
+    <w:lsdException w:name="Light Grid Accent 2" w:semiHidden="0" w:uiPriority="62" w:unhideWhenUsed="0"/>
+    <w:lsdException w:name="Medium Shading 1 Accent 2" w:semiHidden="0" w:uiPriority="63" w:unhideWhenUsed="0"/>
+    <w:lsdException w:name="Medium Shading 2 Accent 2" w:semiHidden="0" w:uiPriority="64" w:unhideWhenUsed="0"/>
+    <w:lsdException w:name="Medium List 1 Accent 2" w:semiHidden="0" w:uiPriority="65" w:unhideWhenUsed="0"/>
+    <w:lsdException w:name="Medium List 2 Accent 2" w:semiHidden="0" w:uiPriority="66" w:unhideWhenUsed="0"/>
+    <w:lsdException w:name="Medium Grid 1 Accent 2" w:semiHidden="0" w:uiPriority="67" w:unhideWhenUsed="0"/>
+    <w:lsdException w:name="Medium Grid 2 Accent 2" w:semiHidden="0" w:uiPriority="68" w:unhideWhenUsed="0"/>
+    <w:lsdException w:name="Medium Grid 3 Accent 2" w:semiHidden="0" w:uiPriority="69" w:unhideWhenUsed="0"/>
+    <w:lsdException w:name="Dark List Accent 2" w:semiHidden="0" w:uiPriority="70" w:unhideWhenUsed="0"/>
+    <w:lsdException w:name="Colorful Shading Accent 2" w:semiHidden="0" w:uiPriority="71" w:unhideWhenUsed="0"/>
+    <w:lsdException w:name="Colorful List Accent 2" w:semiHidden="0" w:uiPriority="72" w:unhideWhenUsed="0"/>
+    <w:lsdException w:name="Colorful Grid Accent 2" w:semiHidden="0" w:uiPriority="73" w:unhideWhenUsed="0"/>
+    <w:lsdException w:name="Light Shading Accent 3" w:semiHidden="0" w:uiPriority="60" w:unhideWhenUsed="0"/>
+    <w:lsdException w:name="Light List Accent 3" w:semiHidden="0" w:uiPriority="61" w:unhideWhenUsed="0"/>
+    <w:lsdException w:name="Light Grid Accent 3" w:semiHidden="0" w:uiPriority="62" w:unhideWhenUsed="0"/>
+    <w:lsdException w:name="Medium Shading 1 Accent 3" w:semiHidden="0" w:uiPriority="63" w:unhideWhenUsed="0"/>
+    <w:lsdException w:name="Medium Shading 2 Accent 3" w:semiHidden="0" w:uiPriority="64" w:unhideWhenUsed="0"/>
+    <w:lsdException w:name="Medium List 1 Accent 3" w:semiHidden="0" w:uiPriority="65" w:unhideWhenUsed="0"/>
+    <w:lsdException w:name="Medium List 2 Accent 3" w:semiHidden="0" w:uiPriority="66" w:unhideWhenUsed="0"/>
+    <w:lsdException w:name="Medium Grid 1 Accent 3" w:semiHidden="0" w:uiPriority="67" w:unhideWhenUsed="0"/>
+    <w:lsdException w:name="Medium Grid 2 Accent 3" w:semiHidden="0" w:uiPriority="68" w:unhideWhenUsed="0"/>
+    <w:lsdException w:name="Medium Grid 3 Accent 3" w:semiHidden="0" w:uiPriority="69" w:unhideWhenUsed="0"/>
+    <w:lsdException w:name="Dark List Accent 3" w:semiHidden="0" w:uiPriority="70" w:unhideWhenUsed="0"/>
+    <w:lsdException w:name="Colorful Shading Accent 3" w:semiHidden="0" w:uiPriority="71" w:unhideWhenUsed="0"/>
+    <w:lsdException w:name="Colorful List Accent 3" w:semiHidden="0" w:uiPriority="72" w:unhideWhenUsed="0"/>
+    <w:lsdException w:name="Colorful Grid Accent 3" w:semiHidden="0" w:uiPriority="73" w:unhideWhenUsed="0"/>
+    <w:lsdException w:name="Light Shading Accent 4" w:semiHidden="0" w:uiPriority="60" w:unhideWhenUsed="0"/>
+    <w:lsdException w:name="Light List Accent 4" w:semiHidden="0" w:uiPriority="61" w:unhideWhenUsed="0"/>
+    <w:lsdException w:name="Light Grid Accent 4" w:semiHidden="0" w:uiPriority="62" w:unhideWhenUsed="0"/>
+    <w:lsdException w:name="Medium Shading 1 Accent 4" w:semiHidden="0" w:uiPriority="63" w:unhideWhenUsed="0"/>
+    <w:lsdException w:name="Medium Shading 2 Accent 4" w:semiHidden="0" w:uiPriority="64" w:unhideWhenUsed="0"/>
+    <w:lsdException w:name="Medium List 1 Accent 4" w:semiHidden="0" w:uiPriority="65" w:unhideWhenUsed="0"/>
+    <w:lsdException w:name="Medium List 2 Accent 4" w:semiHidden="0" w:uiPriority="66" w:unhideWhenUsed="0"/>
+    <w:lsdException w:name="Medium Grid 1 Accent 4" w:semiHidden="0" w:uiPriority="67" w:unhideWhenUsed="0"/>
+    <w:lsdException w:name="Medium Grid 2 Accent 4" w:semiHidden="0" w:uiPriority="68" w:unhideWhenUsed="0"/>
+    <w:lsdException w:name="Medium Grid 3 Accent 4" w:semiHidden="0" w:uiPriority="69" w:unhideWhenUsed="0"/>
+    <w:lsdException w:name="Dark List Accent 4" w:semiHidden="0" w:uiPriority="70" w:unhideWhenUsed="0"/>
+    <w:lsdException w:name="Colorful Shading Accent 4" w:semiHidden="0" w:uiPriority="71" w:unhideWhenUsed="0"/>
+    <w:lsdException w:name="Colorful List Accent 4" w:semiHidden="0" w:uiPriority="72" w:unhideWhenUsed="0"/>
+    <w:lsdException w:name="Colorful Grid Accent 4" w:semiHidden="0" w:uiPriority="73" w:unhideWhenUsed="0"/>
+    <w:lsdException w:name="Light Shading Accent 5" w:semiHidden="0" w:uiPriority="60" w:unhideWhenUsed="0"/>
+    <w:lsdException w:name="Light List Accent 5" w:semiHidden="0" w:uiPriority="61" w:unhideWhenUsed="0"/>
+    <w:lsdException w:name="Light Grid Accent 5" w:semiHidden="0" w:uiPriority="62" w:unhideWhenUsed="0"/>
+    <w:lsdException w:name="Medium Shading 1 Accent 5" w:semiHidden="0" w:uiPriority="63" w:unhideWhenUsed="0"/>
+    <w:lsdException w:name="Medium Shading 2 Accent 5" w:semiHidden="0" w:uiPriority="64" w:unhideWhenUsed="0"/>
+    <w:lsdException w:name="Medium List 1 Accent 5" w:semiHidden="0" w:uiPriority="65" w:unhideWhenUsed="0"/>
+    <w:lsdException w:name="Medium List 2 Accent 5" w:semiHidden="0" w:uiPriority="66" w:unhideWhenUsed="0"/>
+    <w:lsdException w:name="Medium Grid 1 Accent 5" w:semiHidden="0" w:uiPriority="67" w:unhideWhenUsed="0"/>
+    <w:lsdException w:name="Medium Grid 2 Accent 5" w:semiHidden="0" w:uiPriority="68" w:unhideWhenUsed="0"/>
+    <w:lsdException w:name="Medium Grid 3 Accent 5" w:semiHidden="0" w:uiPriority="69" w:unhideWhenUsed="0"/>
+    <w:lsdException w:name="Dark List Accent 5" w:semiHidden="0" w:uiPriority="70" w:unhideWhenUsed="0"/>
+    <w:lsdException w:name="Colorful Shading Accent 5" w:semiHidden="0" w:uiPriority="71" w:unhideWhenUsed="0"/>
+    <w:lsdException w:name="Colorful List Accent 5" w:semiHidden="0" w:uiPriority="72" w:unhideWhenUsed="0"/>
+    <w:lsdException w:name="Colorful Grid Accent 5" w:semiHidden="0" w:uiPriority="73" w:unhideWhenUsed="0"/>
+    <w:lsdException w:name="Light Shading Accent 6" w:semiHidden="0" w:uiPriority="60" w:unhideWhenUsed="0"/>
+    <w:lsdException w:name="Light List Accent 6" w:semiHidden="0" w:uiPriority="61" w:unhideWhenUsed="0"/>
+    <w:lsdException w:name="Light Grid Accent 6" w:semiHidden="0" w:uiPriority="62" w:unhideWhenUsed="0"/>
+    <w:lsdException w:name="Medium Shading 1 Accent 6" w:semiHidden="0" w:uiPriority="63" w:unhideWhenUsed="0"/>
+    <w:lsdException w:name="Medium Shading 2 Accent 6" w:semiHidden="0" w:uiPriority="64" w:unhideWhenUsed="0"/>
+    <w:lsdException w:name="Medium List 1 Accent 6" w:semiHidden="0" w:uiPriority="65" w:unhideWhenUsed="0"/>
+    <w:lsdException w:name="Medium List 2 Accent 6" w:semiHidden="0" w:uiPriority="66" w:unhideWhenUsed="0"/>
+    <w:lsdException w:name="Medium Grid 1 Accent 6" w:semiHidden="0" w:uiPriority="67" w:unhideWhenUsed="0"/>
+    <w:lsdException w:name="Medium Grid 2 Accent 6" w:semiHidden="0" w:uiPriority="68" w:unhideWhenUsed="0"/>
+    <w:lsdException w:name="Medium Grid 3 Accent 6" w:semiHidden="0" w:uiPriority="69" w:unhideWhenUsed="0"/>
+    <w:lsdException w:name="Dark List Accent 6" w:semiHidden="0" w:uiPriority="70" w:unhideWhenUsed="0"/>
+    <w:lsdException w:name="Colorful Shading Accent 6" w:semiHidden="0" w:uiPriority="71" w:unhideWhenUsed="0"/>
+    <w:lsdException w:name="Colorful List Accent 6" w:semiHidden="0" w:uiPriority="72" w:unhideWhenUsed="0"/>
+    <w:lsdException w:name="Colorful Grid Accent 6" w:semiHidden="0" w:uiPriority="73" w:unhideWhenUsed="0"/>
   </w:latentStyles>
-  <w:style w:type="paragraph" w:default="1" w:styleId="1">
+  <w:style w:type="paragraph" w:default="1" w:styleId="Normal">
     <w:name w:val="Normal"/>
     <w:qFormat/>
-    <w:uiPriority w:val="0"/>
     <w:pPr>
       <w:widowControl w:val="0"/>
       <w:jc w:val="both"/>
     </w:pPr>
     <w:rPr>
-      <w:rFonts w:asciiTheme="minorHAnsi" w:hAnsiTheme="minorHAnsi" w:eastAsiaTheme="minorEastAsia" w:cstheme="minorBidi"/>
+      <w:rFonts w:asciiTheme="minorHAnsi" w:eastAsiaTheme="minorEastAsia" w:hAnsiTheme="minorHAnsi" w:cstheme="minorBidi"/>
       <w:kern w:val="2"/>
       <w:sz w:val="21"/>
       <w:szCs w:val="22"/>
       <w:lang w:val="en-US" w:eastAsia="zh-CN" w:bidi="ar-SA"/>
     </w:rPr>
   </w:style>
-  <w:style w:type="paragraph" w:styleId="2">
+  <w:style w:type="paragraph" w:styleId="Heading1">
     <w:name w:val="heading 1"/>
-    <w:basedOn w:val="1"/>
-    <w:next w:val="1"/>
-    <w:link w:val="19"/>
+    <w:basedOn w:val="Normal"/>
+    <w:next w:val="Normal"/>
+    <w:link w:val="1Char"/>
+    <w:uiPriority w:val="9"/>
     <w:qFormat/>
-    <w:uiPriority w:val="9"/>
     <w:pPr>
       <w:keepNext/>
       <w:keepLines/>
@@ -3620,14 +3619,14 @@
       <w:szCs w:val="44"/>
     </w:rPr>
   </w:style>
-  <w:style w:type="paragraph" w:styleId="3">
+  <w:style w:type="paragraph" w:styleId="Heading2">
     <w:name w:val="heading 2"/>
-    <w:basedOn w:val="1"/>
-    <w:next w:val="1"/>
-    <w:link w:val="20"/>
+    <w:basedOn w:val="Normal"/>
+    <w:next w:val="Normal"/>
+    <w:link w:val="2Char"/>
+    <w:uiPriority w:val="9"/>
     <w:unhideWhenUsed/>
     <w:qFormat/>
-    <w:uiPriority w:val="9"/>
     <w:pPr>
       <w:keepNext/>
       <w:keepLines/>
@@ -3635,21 +3634,21 @@
       <w:outlineLvl w:val="1"/>
     </w:pPr>
     <w:rPr>
-      <w:rFonts w:asciiTheme="majorHAnsi" w:hAnsiTheme="majorHAnsi" w:eastAsiaTheme="majorEastAsia" w:cstheme="majorBidi"/>
+      <w:rFonts w:asciiTheme="majorHAnsi" w:eastAsiaTheme="majorEastAsia" w:hAnsiTheme="majorHAnsi" w:cstheme="majorBidi"/>
       <w:b/>
       <w:bCs/>
       <w:sz w:val="32"/>
       <w:szCs w:val="32"/>
     </w:rPr>
   </w:style>
-  <w:style w:type="paragraph" w:styleId="4">
+  <w:style w:type="paragraph" w:styleId="Heading3">
     <w:name w:val="heading 3"/>
-    <w:basedOn w:val="1"/>
-    <w:next w:val="1"/>
-    <w:link w:val="13"/>
+    <w:basedOn w:val="Normal"/>
+    <w:next w:val="Normal"/>
+    <w:link w:val="3Char"/>
+    <w:uiPriority w:val="9"/>
     <w:unhideWhenUsed/>
     <w:qFormat/>
-    <w:uiPriority w:val="9"/>
     <w:pPr>
       <w:keepNext/>
       <w:keepLines/>
@@ -3663,18 +3662,18 @@
       <w:szCs w:val="32"/>
     </w:rPr>
   </w:style>
-  <w:style w:type="character" w:default="1" w:styleId="10">
+  <w:style w:type="character" w:default="1" w:styleId="DefaultParagraphFont">
     <w:name w:val="Default Paragraph Font"/>
+    <w:uiPriority w:val="1"/>
     <w:semiHidden/>
     <w:unhideWhenUsed/>
     <w:qFormat/>
-    <w:uiPriority w:val="1"/>
   </w:style>
-  <w:style w:type="table" w:default="1" w:styleId="9">
+  <w:style w:type="table" w:default="1" w:styleId="TableNormal">
     <w:name w:val="Normal Table"/>
+    <w:uiPriority w:val="99"/>
     <w:semiHidden/>
     <w:unhideWhenUsed/>
-    <w:uiPriority w:val="99"/>
     <w:tblPr>
       <w:tblCellMar>
         <w:top w:w="0" w:type="dxa"/>
@@ -3684,26 +3683,26 @@
       </w:tblCellMar>
     </w:tblPr>
   </w:style>
-  <w:style w:type="paragraph" w:styleId="5">
+  <w:style w:type="paragraph" w:styleId="BalloonText">
     <w:name w:val="Balloon Text"/>
-    <w:basedOn w:val="1"/>
-    <w:link w:val="18"/>
+    <w:basedOn w:val="Normal"/>
+    <w:link w:val="Char1"/>
+    <w:uiPriority w:val="99"/>
     <w:semiHidden/>
     <w:unhideWhenUsed/>
     <w:qFormat/>
-    <w:uiPriority w:val="99"/>
     <w:rPr>
       <w:sz w:val="18"/>
       <w:szCs w:val="18"/>
     </w:rPr>
   </w:style>
-  <w:style w:type="paragraph" w:styleId="6">
+  <w:style w:type="paragraph" w:styleId="Footer">
     <w:name w:val="footer"/>
-    <w:basedOn w:val="1"/>
-    <w:link w:val="17"/>
+    <w:basedOn w:val="Normal"/>
+    <w:link w:val="Char0"/>
+    <w:uiPriority w:val="99"/>
     <w:unhideWhenUsed/>
     <w:qFormat/>
-    <w:uiPriority w:val="99"/>
     <w:pPr>
       <w:tabs>
         <w:tab w:val="center" w:pos="4153"/>
@@ -3717,16 +3716,16 @@
       <w:szCs w:val="18"/>
     </w:rPr>
   </w:style>
-  <w:style w:type="paragraph" w:styleId="7">
+  <w:style w:type="paragraph" w:styleId="Header">
     <w:name w:val="header"/>
-    <w:basedOn w:val="1"/>
-    <w:link w:val="16"/>
+    <w:basedOn w:val="Normal"/>
+    <w:link w:val="Char"/>
+    <w:uiPriority w:val="99"/>
     <w:unhideWhenUsed/>
     <w:qFormat/>
-    <w:uiPriority w:val="99"/>
     <w:pPr>
       <w:pBdr>
-        <w:bottom w:val="single" w:color="auto" w:sz="6" w:space="1"/>
+        <w:bottom w:val="single" w:sz="6" w:space="1" w:color="auto"/>
       </w:pBdr>
       <w:tabs>
         <w:tab w:val="center" w:pos="4153"/>
@@ -3740,63 +3739,53 @@
       <w:szCs w:val="18"/>
     </w:rPr>
   </w:style>
-  <w:style w:type="paragraph" w:styleId="8">
+  <w:style w:type="paragraph" w:styleId="NormalWeb">
     <w:name w:val="Normal (Web)"/>
-    <w:basedOn w:val="1"/>
+    <w:basedOn w:val="Normal"/>
+    <w:uiPriority w:val="99"/>
     <w:unhideWhenUsed/>
     <w:qFormat/>
-    <w:uiPriority w:val="99"/>
     <w:pPr>
       <w:widowControl/>
       <w:spacing w:before="100" w:beforeAutospacing="1" w:after="100" w:afterAutospacing="1"/>
       <w:jc w:val="left"/>
     </w:pPr>
     <w:rPr>
-      <w:rFonts w:ascii="宋体" w:hAnsi="宋体" w:eastAsia="宋体" w:cs="Times New Roman"/>
+      <w:rFonts w:ascii="宋体" w:eastAsia="宋体" w:hAnsi="宋体" w:cs="Times New Roman"/>
       <w:kern w:val="0"/>
       <w:sz w:val="24"/>
       <w:szCs w:val="24"/>
     </w:rPr>
   </w:style>
-  <w:style w:type="character" w:styleId="11">
+  <w:style w:type="character" w:styleId="FollowedHyperlink">
     <w:name w:val="FollowedHyperlink"/>
-    <w:basedOn w:val="10"/>
+    <w:basedOn w:val="DefaultParagraphFont"/>
+    <w:uiPriority w:val="99"/>
     <w:semiHidden/>
     <w:unhideWhenUsed/>
     <w:qFormat/>
-    <w:uiPriority w:val="99"/>
     <w:rPr>
       <w:color w:val="954F72" w:themeColor="followedHyperlink"/>
       <w:u w:val="single"/>
-      <w14:textFill>
-        <w14:solidFill>
-          <w14:schemeClr w14:val="folHlink"/>
-        </w14:solidFill>
-      </w14:textFill>
     </w:rPr>
   </w:style>
-  <w:style w:type="character" w:styleId="12">
+  <w:style w:type="character" w:styleId="Hyperlink">
     <w:name w:val="Hyperlink"/>
-    <w:basedOn w:val="10"/>
+    <w:basedOn w:val="DefaultParagraphFont"/>
+    <w:uiPriority w:val="99"/>
     <w:unhideWhenUsed/>
     <w:qFormat/>
-    <w:uiPriority w:val="99"/>
     <w:rPr>
       <w:color w:val="0563C1" w:themeColor="hyperlink"/>
       <w:u w:val="single"/>
-      <w14:textFill>
-        <w14:solidFill>
-          <w14:schemeClr w14:val="hlink"/>
-        </w14:solidFill>
-      </w14:textFill>
     </w:rPr>
   </w:style>
-  <w:style w:type="character" w:customStyle="1" w:styleId="13">
+  <w:style w:type="character" w:customStyle="1" w:styleId="3Char">
     <w:name w:val="标题 3 Char"/>
-    <w:basedOn w:val="10"/>
-    <w:link w:val="4"/>
+    <w:basedOn w:val="DefaultParagraphFont"/>
+    <w:link w:val="Heading3"/>
+    <w:uiPriority w:val="9"/>
     <w:qFormat/>
-    <w:uiPriority w:val="9"/>
     <w:rPr>
       <w:b/>
       <w:bCs/>
@@ -3804,11 +3793,11 @@
       <w:szCs w:val="32"/>
     </w:rPr>
   </w:style>
-  <w:style w:type="paragraph" w:styleId="14">
+  <w:style w:type="paragraph" w:styleId="ListParagraph">
     <w:name w:val="List Paragraph"/>
-    <w:basedOn w:val="1"/>
+    <w:basedOn w:val="Normal"/>
+    <w:uiPriority w:val="34"/>
     <w:qFormat/>
-    <w:uiPriority w:val="34"/>
     <w:pPr>
       <w:widowControl/>
       <w:spacing w:line="276" w:lineRule="auto"/>
@@ -3816,64 +3805,64 @@
       <w:jc w:val="left"/>
     </w:pPr>
     <w:rPr>
-      <w:rFonts w:ascii="Calibri" w:hAnsi="Calibri" w:eastAsia="微软雅黑" w:cs="黑体"/>
+      <w:rFonts w:ascii="Calibri" w:eastAsia="微软雅黑" w:hAnsi="Calibri" w:cs="黑体"/>
       <w:kern w:val="0"/>
       <w:sz w:val="22"/>
       <w:lang w:eastAsia="en-US"/>
     </w:rPr>
   </w:style>
-  <w:style w:type="character" w:customStyle="1" w:styleId="15">
+  <w:style w:type="character" w:customStyle="1" w:styleId="1">
     <w:name w:val="未处理的提及1"/>
-    <w:basedOn w:val="10"/>
+    <w:basedOn w:val="DefaultParagraphFont"/>
+    <w:uiPriority w:val="99"/>
     <w:semiHidden/>
     <w:unhideWhenUsed/>
     <w:qFormat/>
-    <w:uiPriority w:val="99"/>
     <w:rPr>
       <w:color w:val="605E5C"/>
       <w:shd w:val="clear" w:color="auto" w:fill="E1DFDD"/>
     </w:rPr>
   </w:style>
-  <w:style w:type="character" w:customStyle="1" w:styleId="16">
+  <w:style w:type="character" w:customStyle="1" w:styleId="Char">
     <w:name w:val="页眉 Char"/>
-    <w:basedOn w:val="10"/>
-    <w:link w:val="7"/>
+    <w:basedOn w:val="DefaultParagraphFont"/>
+    <w:link w:val="Header"/>
+    <w:uiPriority w:val="99"/>
     <w:qFormat/>
-    <w:uiPriority w:val="99"/>
     <w:rPr>
       <w:sz w:val="18"/>
       <w:szCs w:val="18"/>
     </w:rPr>
   </w:style>
-  <w:style w:type="character" w:customStyle="1" w:styleId="17">
+  <w:style w:type="character" w:customStyle="1" w:styleId="Char0">
     <w:name w:val="页脚 Char"/>
-    <w:basedOn w:val="10"/>
-    <w:link w:val="6"/>
+    <w:basedOn w:val="DefaultParagraphFont"/>
+    <w:link w:val="Footer"/>
+    <w:uiPriority w:val="99"/>
     <w:qFormat/>
-    <w:uiPriority w:val="99"/>
     <w:rPr>
       <w:sz w:val="18"/>
       <w:szCs w:val="18"/>
     </w:rPr>
   </w:style>
-  <w:style w:type="character" w:customStyle="1" w:styleId="18">
+  <w:style w:type="character" w:customStyle="1" w:styleId="Char1">
     <w:name w:val="批注框文本 Char"/>
-    <w:basedOn w:val="10"/>
-    <w:link w:val="5"/>
+    <w:basedOn w:val="DefaultParagraphFont"/>
+    <w:link w:val="BalloonText"/>
+    <w:uiPriority w:val="99"/>
     <w:semiHidden/>
     <w:qFormat/>
-    <w:uiPriority w:val="99"/>
     <w:rPr>
       <w:sz w:val="18"/>
       <w:szCs w:val="18"/>
     </w:rPr>
   </w:style>
-  <w:style w:type="character" w:customStyle="1" w:styleId="19">
+  <w:style w:type="character" w:customStyle="1" w:styleId="1Char">
     <w:name w:val="标题 1 Char"/>
-    <w:basedOn w:val="10"/>
-    <w:link w:val="2"/>
+    <w:basedOn w:val="DefaultParagraphFont"/>
+    <w:link w:val="Heading1"/>
+    <w:uiPriority w:val="9"/>
     <w:qFormat/>
-    <w:uiPriority w:val="9"/>
     <w:rPr>
       <w:b/>
       <w:bCs/>
@@ -3882,30 +3871,30 @@
       <w:szCs w:val="44"/>
     </w:rPr>
   </w:style>
-  <w:style w:type="character" w:customStyle="1" w:styleId="20">
+  <w:style w:type="character" w:customStyle="1" w:styleId="2Char">
     <w:name w:val="标题 2 Char"/>
-    <w:basedOn w:val="10"/>
-    <w:link w:val="3"/>
+    <w:basedOn w:val="DefaultParagraphFont"/>
+    <w:link w:val="Heading2"/>
+    <w:uiPriority w:val="9"/>
     <w:qFormat/>
-    <w:uiPriority w:val="9"/>
     <w:rPr>
-      <w:rFonts w:asciiTheme="majorHAnsi" w:hAnsiTheme="majorHAnsi" w:eastAsiaTheme="majorEastAsia" w:cstheme="majorBidi"/>
+      <w:rFonts w:asciiTheme="majorHAnsi" w:eastAsiaTheme="majorEastAsia" w:hAnsiTheme="majorHAnsi" w:cstheme="majorBidi"/>
       <w:b/>
       <w:bCs/>
       <w:sz w:val="32"/>
       <w:szCs w:val="32"/>
     </w:rPr>
   </w:style>
-  <w:style w:type="paragraph" w:styleId="21">
+  <w:style w:type="paragraph" w:styleId="NoSpacing">
     <w:name w:val="No Spacing"/>
+    <w:uiPriority w:val="1"/>
     <w:qFormat/>
-    <w:uiPriority w:val="1"/>
     <w:pPr>
       <w:widowControl w:val="0"/>
       <w:jc w:val="both"/>
     </w:pPr>
     <w:rPr>
-      <w:rFonts w:asciiTheme="minorHAnsi" w:hAnsiTheme="minorHAnsi" w:eastAsiaTheme="minorEastAsia" w:cstheme="minorBidi"/>
+      <w:rFonts w:asciiTheme="minorHAnsi" w:eastAsiaTheme="minorEastAsia" w:hAnsiTheme="minorHAnsi" w:cstheme="minorBidi"/>
       <w:kern w:val="2"/>
       <w:sz w:val="21"/>
       <w:szCs w:val="22"/>
